--- a/Python/L00194727_Week8_Python.docx
+++ b/Python/L00194727_Week8_Python.docx
@@ -213,12 +213,14 @@
                 <w:rFonts w:ascii="Calibri" w:eastAsia="Calibri" w:hAnsi="Calibri" w:cs="Times New Roman"/>
               </w:rPr>
             </w:pPr>
+            <w:proofErr w:type="spellStart"/>
             <w:r>
               <w:rPr>
                 <w:rFonts w:ascii="Calibri" w:eastAsia="Calibri" w:hAnsi="Calibri" w:cs="Times New Roman"/>
               </w:rPr>
               <w:t>IaC</w:t>
             </w:r>
+            <w:proofErr w:type="spellEnd"/>
           </w:p>
         </w:tc>
       </w:tr>
@@ -3593,7 +3595,15 @@
         <w:jc w:val="both"/>
       </w:pPr>
       <w:r>
-        <w:t xml:space="preserve">To assign a value to a variable I use the assignment operator which is =, on the left hand side of = is the variable to which we are going to assign the value which is on the right hand side of the operator. Thus a = 2, assigns the value 2 to the variable a. I </w:t>
+        <w:t xml:space="preserve">To assign a value to a variable I use the assignment operator which is =, on the </w:t>
+      </w:r>
+      <w:proofErr w:type="gramStart"/>
+      <w:r>
+        <w:t>left hand</w:t>
+      </w:r>
+      <w:proofErr w:type="gramEnd"/>
+      <w:r>
+        <w:t xml:space="preserve"> side of = is the variable to which we are going to assign the value which is on the right hand side of the operator. Thus a = 2, assigns the value 2 to the variable a. I </w:t>
       </w:r>
       <w:r>
         <w:t>can’t</w:t>
@@ -3656,7 +3666,23 @@
     </w:p>
     <w:p>
       <w:r>
-        <w:t>To test floating point errors, I preformed the following assignment of 0.1 + 0.1 + 0.1 then I look at the result, we can see that the result isn’t equal to exactly 0.3, theres a small error this is called a floating point error.</w:t>
+        <w:t xml:space="preserve">To test floating point errors, I preformed the following assignment of 0.1 + 0.1 + 0.1 then I look at the result, we can see that the result isn’t equal to exactly 0.3, </w:t>
+      </w:r>
+      <w:proofErr w:type="spellStart"/>
+      <w:r>
+        <w:t>theres</w:t>
+      </w:r>
+      <w:proofErr w:type="spellEnd"/>
+      <w:r>
+        <w:t xml:space="preserve"> a small error this is called a </w:t>
+      </w:r>
+      <w:proofErr w:type="gramStart"/>
+      <w:r>
+        <w:t>floating point</w:t>
+      </w:r>
+      <w:proofErr w:type="gramEnd"/>
+      <w:r>
+        <w:t xml:space="preserve"> error.</w:t>
       </w:r>
     </w:p>
     <w:p>
@@ -3664,14 +3690,35 @@
         <w:pStyle w:val="Heading2"/>
       </w:pPr>
       <w:bookmarkStart w:id="9" w:name="_Toc215029510"/>
-      <w:r>
-        <w:t>None Keyword</w:t>
+      <w:proofErr w:type="gramStart"/>
+      <w:r>
+        <w:t>None</w:t>
+      </w:r>
+      <w:proofErr w:type="gramEnd"/>
+      <w:r>
+        <w:t xml:space="preserve"> Keyword</w:t>
       </w:r>
       <w:bookmarkEnd w:id="9"/>
     </w:p>
     <w:p>
       <w:r>
-        <w:t>To investigate the None data type, I first assign a variable with the None key word, I then check its datatype. The None keyword is used to define a null value or no value, in python it is a datatype.</w:t>
+        <w:t xml:space="preserve">To investigate the </w:t>
+      </w:r>
+      <w:proofErr w:type="gramStart"/>
+      <w:r>
+        <w:t>None data</w:t>
+      </w:r>
+      <w:proofErr w:type="gramEnd"/>
+      <w:r>
+        <w:t xml:space="preserve"> type, I first assign a variable with the None key word, I then check its datatype. The </w:t>
+      </w:r>
+      <w:proofErr w:type="gramStart"/>
+      <w:r>
+        <w:t>None keyword</w:t>
+      </w:r>
+      <w:proofErr w:type="gramEnd"/>
+      <w:r>
+        <w:t xml:space="preserve"> is used to define a null value or no value, in python it is a datatype.</w:t>
       </w:r>
     </w:p>
     <w:p>
@@ -3758,7 +3805,15 @@
         <w:jc w:val="both"/>
       </w:pPr>
       <w:r>
-        <w:t>To examine what happens when trying to mix types, we created a variable a and tried to assign it the string “JOR” and add the floating point value 3/2.</w:t>
+        <w:t xml:space="preserve">To examine what happens when trying to mix types, we created a variable </w:t>
+      </w:r>
+      <w:proofErr w:type="gramStart"/>
+      <w:r>
+        <w:t>a and</w:t>
+      </w:r>
+      <w:proofErr w:type="gramEnd"/>
+      <w:r>
+        <w:t xml:space="preserve"> tried to assign it the string “JOR” and add the floating point value 3/2.</w:t>
       </w:r>
     </w:p>
     <w:p>
@@ -3831,8 +3886,13 @@
           <w:numId w:val="7"/>
         </w:numPr>
       </w:pPr>
-      <w:r>
-        <w:t xml:space="preserve">!= is used to test two </w:t>
+      <w:proofErr w:type="gramStart"/>
+      <w:r>
+        <w:t>!=</w:t>
+      </w:r>
+      <w:proofErr w:type="gramEnd"/>
+      <w:r>
+        <w:t xml:space="preserve"> is used to test two </w:t>
       </w:r>
       <w:r>
         <w:t>value</w:t>
@@ -4016,7 +4076,15 @@
         <w:t>rd</w:t>
       </w:r>
       <w:r>
-        <w:t xml:space="preserve"> character, and go up in steps of 1 character. I then do a new slice this time in reverse starting at the end which </w:t>
+        <w:t xml:space="preserve"> </w:t>
+      </w:r>
+      <w:proofErr w:type="gramStart"/>
+      <w:r>
+        <w:t>character, and</w:t>
+      </w:r>
+      <w:proofErr w:type="gramEnd"/>
+      <w:r>
+        <w:t xml:space="preserve"> go up in steps of 1 character. I then do a new slice this time in reverse starting at the end which </w:t>
       </w:r>
       <w:r>
         <w:lastRenderedPageBreak/>
@@ -4049,7 +4117,15 @@
     </w:p>
     <w:p>
       <w:r>
-        <w:t xml:space="preserve">In figure 17, I created a new string using splicing from another string with value “John” and string concatenation. I first took the first two letters of “John”, then I concatenate that with the letter a and finally I </w:t>
+        <w:t xml:space="preserve">In figure 17, I created a new string using splicing from another string with value “John” and string concatenation. I first took the first two letters of “John”, then I concatenate that with the letter </w:t>
+      </w:r>
+      <w:proofErr w:type="gramStart"/>
+      <w:r>
+        <w:t>a and</w:t>
+      </w:r>
+      <w:proofErr w:type="gramEnd"/>
+      <w:r>
+        <w:t xml:space="preserve"> finally I </w:t>
       </w:r>
       <w:r>
         <w:t xml:space="preserve">concatenate </w:t>
@@ -4064,7 +4140,15 @@
         <w:t xml:space="preserve">concatenate </w:t>
       </w:r>
       <w:r>
-        <w:t>the letters l and 4 which are both strings and get “l4” finally I use + on ints but this time I get the sum as our result.</w:t>
+        <w:t xml:space="preserve">the letters l and 4 which are both strings and get “l4” finally I use + on </w:t>
+      </w:r>
+      <w:proofErr w:type="spellStart"/>
+      <w:r>
+        <w:t>ints</w:t>
+      </w:r>
+      <w:proofErr w:type="spellEnd"/>
+      <w:r>
+        <w:t xml:space="preserve"> but this time I get the sum as our result.</w:t>
       </w:r>
     </w:p>
     <w:p>
@@ -4077,13 +4161,36 @@
     </w:p>
     <w:p>
       <w:r>
-        <w:t xml:space="preserve">In figure 18 I have coded different String features, the first is simple concatenation of a string with a variable. Then I create strings and use the format function to say what variable I want to insert then I use curly brackets {} to indicate where in the string to insert the variables value. We can specify how many decimal points a variable should be displayed by providing a float and declaring the value:width.precision in </w:t>
+        <w:t xml:space="preserve">In figure 18 I have coded different String features, the first is simple concatenation of a string with a variable. Then I create strings and use the format function to say what variable I want to insert then I use curly brackets {} to indicate where in the string to insert the variables value. We can specify how many decimal points a variable should be displayed by providing a float and declaring the </w:t>
+      </w:r>
+      <w:proofErr w:type="spellStart"/>
+      <w:proofErr w:type="gramStart"/>
+      <w:r>
+        <w:t>value:width</w:t>
+      </w:r>
+      <w:proofErr w:type="gramEnd"/>
+      <w:r>
+        <w:t>.precision</w:t>
+      </w:r>
+      <w:proofErr w:type="spellEnd"/>
+      <w:r>
+        <w:t xml:space="preserve"> in </w:t>
       </w:r>
       <w:r>
         <w:t>the curly {}. Finally we make a f-string, this is where we declare a stri</w:t>
       </w:r>
       <w:r>
-        <w:t>ng with f at the start and variable names in the curly brackets e.g. f”hello {name}”.</w:t>
+        <w:t xml:space="preserve">ng with f at the start and variable names in the curly brackets e.g. </w:t>
+      </w:r>
+      <w:proofErr w:type="spellStart"/>
+      <w:proofErr w:type="gramStart"/>
+      <w:r>
+        <w:t>f”hello</w:t>
+      </w:r>
+      <w:proofErr w:type="spellEnd"/>
+      <w:proofErr w:type="gramEnd"/>
+      <w:r>
+        <w:t xml:space="preserve"> {name}”.</w:t>
       </w:r>
     </w:p>
     <w:p>
@@ -4112,7 +4219,108 @@
     </w:p>
     <w:p>
       <w:r>
-        <w:t>Figure 20 has code related to string functions, first I declare a string and then use the len function to find out how long the string is. Then I use the string function upper and lower to convert the string to upper and lower case strings. Then I declare a string with leading and trailing spaces, to remove the spaces I use the string strip function. Lastly I declare a string with brackets ( ) and use the strip function to remove the ( and ) brackets.</w:t>
+        <w:t xml:space="preserve">Figure 20 has code related to string functions, first I declare a string and then use the </w:t>
+      </w:r>
+      <w:proofErr w:type="spellStart"/>
+      <w:r>
+        <w:t>len</w:t>
+      </w:r>
+      <w:proofErr w:type="spellEnd"/>
+      <w:r>
+        <w:t xml:space="preserve"> function to find out how long the string is. Then I use the string function upper and lower to convert the string to </w:t>
+      </w:r>
+      <w:proofErr w:type="gramStart"/>
+      <w:r>
+        <w:t>upper and lower case</w:t>
+      </w:r>
+      <w:proofErr w:type="gramEnd"/>
+      <w:r>
+        <w:t xml:space="preserve"> strings. Then I declare a string with leading and trailing spaces, to remove the spaces I use the string strip function. Lastly I declare a string with brackets </w:t>
+      </w:r>
+      <w:proofErr w:type="gramStart"/>
+      <w:r>
+        <w:t>( )</w:t>
+      </w:r>
+      <w:proofErr w:type="gramEnd"/>
+      <w:r>
+        <w:t xml:space="preserve"> and use the strip function to remove the ( and ) brackets.</w:t>
+      </w:r>
+    </w:p>
+    <w:p>
+      <w:pPr>
+        <w:pStyle w:val="Heading1"/>
+      </w:pPr>
+      <w:r>
+        <w:t>Documentation</w:t>
+      </w:r>
+    </w:p>
+    <w:p>
+      <w:r>
+        <w:t>Figure 21</w:t>
+      </w:r>
+      <w:r>
+        <w:t>, we use help(int) to display the associated</w:t>
+      </w:r>
+      <w:r>
+        <w:t xml:space="preserve"> </w:t>
+      </w:r>
+      <w:r>
+        <w:t>d</w:t>
+      </w:r>
+      <w:r>
+        <w:t>ocstring for the int class.</w:t>
+      </w:r>
+    </w:p>
+    <w:p>
+      <w:r>
+        <w:t xml:space="preserve">Figure 22 </w:t>
+      </w:r>
+      <w:r>
+        <w:t>we use</w:t>
+      </w:r>
+      <w:r>
+        <w:t xml:space="preserve"> d</w:t>
+      </w:r>
+      <w:proofErr w:type="spellStart"/>
+      <w:r>
+        <w:t>ir</w:t>
+      </w:r>
+      <w:proofErr w:type="spellEnd"/>
+      <w:r>
+        <w:t xml:space="preserve">(int), it </w:t>
+      </w:r>
+      <w:r>
+        <w:t>displays</w:t>
+      </w:r>
+      <w:r>
+        <w:t xml:space="preserve"> the associated directory, we can see all the properties of int</w:t>
+      </w:r>
+      <w:r>
+        <w:t xml:space="preserve"> class.</w:t>
+      </w:r>
+      <w:r>
+        <w:t xml:space="preserve"> </w:t>
+      </w:r>
+    </w:p>
+    <w:p>
+      <w:r>
+        <w:t xml:space="preserve">Figure 23 shows the docstring for a function I wrote called </w:t>
+      </w:r>
+      <w:proofErr w:type="spellStart"/>
+      <w:r>
+        <w:t>hello_world</w:t>
+      </w:r>
+      <w:proofErr w:type="spellEnd"/>
+      <w:r>
+        <w:t>, I can see the docstring I wrote in between the “”” is echoed to the screen when I call help(</w:t>
+      </w:r>
+      <w:proofErr w:type="spellStart"/>
+      <w:r>
+        <w:t>hello_world</w:t>
+      </w:r>
+      <w:proofErr w:type="spellEnd"/>
+      <w:r>
+        <w:t>).</w:t>
       </w:r>
     </w:p>
     <w:p/>
@@ -4187,7 +4395,6 @@
       </w:pPr>
       <w:bookmarkStart w:id="17" w:name="_Toc215029517"/>
       <w:r>
-        <w:lastRenderedPageBreak/>
         <w:t>Assignment of variables</w:t>
       </w:r>
       <w:bookmarkEnd w:id="17"/>
@@ -4245,7 +4452,15 @@
         <w:t>represent;</w:t>
       </w:r>
       <w:r>
-        <w:t xml:space="preserve"> thus </w:t>
+        <w:t xml:space="preserve"> </w:t>
+      </w:r>
+      <w:proofErr w:type="gramStart"/>
+      <w:r>
+        <w:t>thus</w:t>
+      </w:r>
+      <w:proofErr w:type="gramEnd"/>
+      <w:r>
+        <w:t xml:space="preserve"> </w:t>
       </w:r>
       <w:r>
         <w:t>I</w:t>
@@ -4259,8 +4474,13 @@
         <w:pStyle w:val="Heading2"/>
       </w:pPr>
       <w:bookmarkStart w:id="20" w:name="_Toc215029520"/>
-      <w:r>
-        <w:t>None Keyword</w:t>
+      <w:proofErr w:type="gramStart"/>
+      <w:r>
+        <w:t>None</w:t>
+      </w:r>
+      <w:proofErr w:type="gramEnd"/>
+      <w:r>
+        <w:t xml:space="preserve"> Keyword</w:t>
       </w:r>
       <w:bookmarkEnd w:id="20"/>
     </w:p>
@@ -4314,7 +4534,15 @@
         <w:t>In figure 7, I preform dynamic typing, initial</w:t>
       </w:r>
       <w:r>
-        <w:t>ly dog is a int type, but later I change it to a string type.</w:t>
+        <w:t xml:space="preserve">ly dog is </w:t>
+      </w:r>
+      <w:proofErr w:type="gramStart"/>
+      <w:r>
+        <w:t>a</w:t>
+      </w:r>
+      <w:proofErr w:type="gramEnd"/>
+      <w:r>
+        <w:t xml:space="preserve"> int type, but later I change it to a string type.</w:t>
       </w:r>
     </w:p>
     <w:p>
@@ -4338,7 +4566,15 @@
         <w:t xml:space="preserve"> so I get 20 + 15 then when we add this and get 35. For 10 * (2 + 3) * 5, the addition in the brackets is carried out first so I get</w:t>
       </w:r>
       <w:r>
-        <w:t xml:space="preserve"> 10 * 5 * 5, then I multiply and get 50 * 5 and 1 last multiplication gives 250. This proves precedence is important for how python performs calculations.</w:t>
+        <w:t xml:space="preserve"> 10 * 5 * 5, then I multiply and get 50 * </w:t>
+      </w:r>
+      <w:proofErr w:type="gramStart"/>
+      <w:r>
+        <w:t>5</w:t>
+      </w:r>
+      <w:proofErr w:type="gramEnd"/>
+      <w:r>
+        <w:t xml:space="preserve"> and 1 last multiplication gives 250. This proves precedence is important for how python performs calculations.</w:t>
       </w:r>
     </w:p>
     <w:p>
@@ -4423,6 +4659,7 @@
         <w:pStyle w:val="Heading2"/>
       </w:pPr>
       <w:r>
+        <w:lastRenderedPageBreak/>
         <w:t xml:space="preserve">Logical and Boolean </w:t>
       </w:r>
       <w:r>
@@ -4442,7 +4679,6 @@
         <w:pStyle w:val="Heading2"/>
       </w:pPr>
       <w:r>
-        <w:lastRenderedPageBreak/>
         <w:t xml:space="preserve">Coding with </w:t>
       </w:r>
       <w:r>
@@ -4463,7 +4699,15 @@
         <w:t xml:space="preserve"> called</w:t>
       </w:r>
       <w:r>
-        <w:t xml:space="preserve"> a and then print it out, it can be seen that the result is 3 which is correct.</w:t>
+        <w:t xml:space="preserve"> a and then print it out, </w:t>
+      </w:r>
+      <w:proofErr w:type="gramStart"/>
+      <w:r>
+        <w:t>it can be seen that the</w:t>
+      </w:r>
+      <w:proofErr w:type="gramEnd"/>
+      <w:r>
+        <w:t xml:space="preserve"> result is 3 which is correct.</w:t>
       </w:r>
     </w:p>
     <w:p>
@@ -4513,8 +4757,21 @@
         </w:numPr>
       </w:pPr>
       <w:r>
-        <w:t>For a[0:4:1] – the result is Gree</w:t>
-      </w:r>
+        <w:t xml:space="preserve">For </w:t>
+      </w:r>
+      <w:proofErr w:type="gramStart"/>
+      <w:r>
+        <w:t>a[</w:t>
+      </w:r>
+      <w:proofErr w:type="gramEnd"/>
+      <w:r>
+        <w:t xml:space="preserve">0:4:1] – the result is </w:t>
+      </w:r>
+      <w:proofErr w:type="spellStart"/>
+      <w:r>
+        <w:t>Gree</w:t>
+      </w:r>
+      <w:proofErr w:type="spellEnd"/>
     </w:p>
     <w:p>
       <w:pPr>
@@ -4525,8 +4782,21 @@
         </w:numPr>
       </w:pPr>
       <w:r>
-        <w:t>For a[-1:-5:-1] – the result is !sgn</w:t>
-      </w:r>
+        <w:t xml:space="preserve">For </w:t>
+      </w:r>
+      <w:proofErr w:type="gramStart"/>
+      <w:r>
+        <w:t>a[</w:t>
+      </w:r>
+      <w:proofErr w:type="gramEnd"/>
+      <w:r>
+        <w:t>-1:-5:-1] – the result is !</w:t>
+      </w:r>
+      <w:proofErr w:type="spellStart"/>
+      <w:r>
+        <w:t>sgn</w:t>
+      </w:r>
+      <w:proofErr w:type="spellEnd"/>
     </w:p>
     <w:p>
       <w:pPr>
@@ -4537,8 +4807,21 @@
         </w:numPr>
       </w:pPr>
       <w:r>
-        <w:t>For a[5] the result is i</w:t>
-      </w:r>
+        <w:t xml:space="preserve">For </w:t>
+      </w:r>
+      <w:proofErr w:type="gramStart"/>
+      <w:r>
+        <w:t>a[</w:t>
+      </w:r>
+      <w:proofErr w:type="gramEnd"/>
+      <w:r>
+        <w:t xml:space="preserve">5] the result is </w:t>
+      </w:r>
+      <w:proofErr w:type="spellStart"/>
+      <w:r>
+        <w:t>i</w:t>
+      </w:r>
+      <w:proofErr w:type="spellEnd"/>
     </w:p>
     <w:p>
       <w:r>
@@ -4548,7 +4831,15 @@
         <w:t>7</w:t>
       </w:r>
       <w:r>
-        <w:t xml:space="preserve"> are the results for concatenating strings using +, and for adding ints using +.</w:t>
+        <w:t xml:space="preserve"> are the results for concatenating strings using +, and for adding </w:t>
+      </w:r>
+      <w:proofErr w:type="spellStart"/>
+      <w:r>
+        <w:t>ints</w:t>
+      </w:r>
+      <w:proofErr w:type="spellEnd"/>
+      <w:r>
+        <w:t xml:space="preserve"> using +.</w:t>
       </w:r>
     </w:p>
     <w:p>
@@ -4582,7 +4873,23 @@
     <w:bookmarkEnd w:id="25"/>
     <w:p>
       <w:r>
-        <w:t xml:space="preserve">Figure 19 has the results for using escape sequences I see the default operation of the print function is to use a newline at the end, this can be turned off by using end = “ “ in the print function. Finally </w:t>
+        <w:t xml:space="preserve">Figure 19 has the results for using escape sequences I see the default operation of the print function is to use a newline at the end, this can be turned off by using end = </w:t>
+      </w:r>
+      <w:proofErr w:type="gramStart"/>
+      <w:r>
+        <w:t>“ “</w:t>
+      </w:r>
+      <w:proofErr w:type="gramEnd"/>
+      <w:r>
+        <w:t xml:space="preserve"> in the print function. </w:t>
+      </w:r>
+      <w:proofErr w:type="gramStart"/>
+      <w:r>
+        <w:t>Finally</w:t>
+      </w:r>
+      <w:proofErr w:type="gramEnd"/>
+      <w:r>
+        <w:t xml:space="preserve"> </w:t>
       </w:r>
       <w:r>
         <w:t>I</w:t>
@@ -4607,16 +4914,97 @@
     </w:p>
     <w:p>
       <w:r>
-        <w:t>Figure 20 shows the results of various string functions, it shows the length of the string passed to the len function is 39. It then takes the original string all converts it to all uppercase and lowercase. Using the strip function its default is to strip whitespace, finally I use strip to remove brackets ( and ) by passing it to the strip function.</w:t>
+        <w:t xml:space="preserve">Figure 20 shows the results of various string </w:t>
+      </w:r>
+      <w:proofErr w:type="gramStart"/>
+      <w:r>
+        <w:t>functions,</w:t>
+      </w:r>
+      <w:proofErr w:type="gramEnd"/>
+      <w:r>
+        <w:t xml:space="preserve"> it shows the length of the string passed to the </w:t>
+      </w:r>
+      <w:proofErr w:type="spellStart"/>
+      <w:r>
+        <w:t>len</w:t>
+      </w:r>
+      <w:proofErr w:type="spellEnd"/>
+      <w:r>
+        <w:t xml:space="preserve"> function is 39. It then takes the original string all converts it to all uppercase and lowercase. Using the strip function its default is to strip whitespace, finally I use strip to remove brackets </w:t>
+      </w:r>
+      <w:proofErr w:type="gramStart"/>
+      <w:r>
+        <w:t>( and</w:t>
+      </w:r>
+      <w:proofErr w:type="gramEnd"/>
+      <w:r>
+        <w:t xml:space="preserve"> ) by passing it to the strip function.</w:t>
+      </w:r>
+    </w:p>
+    <w:p>
+      <w:pPr>
+        <w:pStyle w:val="Heading1"/>
+      </w:pPr>
+      <w:r>
+        <w:t>Documentation</w:t>
+      </w:r>
+    </w:p>
+    <w:p>
+      <w:r>
+        <w:t>Figure 21 shows the result for calling help(int), it is the associated Docstring for the int class.</w:t>
+      </w:r>
+    </w:p>
+    <w:p>
+      <w:r>
+        <w:t xml:space="preserve">Figure 22 shows the result for calling </w:t>
+      </w:r>
+      <w:proofErr w:type="spellStart"/>
+      <w:r>
+        <w:t>dir</w:t>
+      </w:r>
+      <w:proofErr w:type="spellEnd"/>
+      <w:r>
+        <w:t>(int), it is the associated directory, we can see all the properties of int, one of the properties is __doc__ which is the associated doc string.</w:t>
+      </w:r>
+    </w:p>
+    <w:p>
+      <w:r>
+        <w:t xml:space="preserve">Figure 23 shows the docstring for a function I wrote called </w:t>
+      </w:r>
+      <w:proofErr w:type="spellStart"/>
+      <w:r>
+        <w:t>hello_world</w:t>
+      </w:r>
+      <w:proofErr w:type="spellEnd"/>
+      <w:r>
+        <w:t>, I can see the docstring I wrote in between the “”” is echoed to the screen when I call help(</w:t>
+      </w:r>
+      <w:proofErr w:type="spellStart"/>
+      <w:r>
+        <w:t>hello_world</w:t>
+      </w:r>
+      <w:proofErr w:type="spellEnd"/>
+      <w:r>
+        <w:t>).</w:t>
+      </w:r>
+    </w:p>
+    <w:p>
+      <w:pPr>
+        <w:pStyle w:val="Heading1"/>
+      </w:pPr>
+      <w:r>
+        <w:t>Data Structures</w:t>
       </w:r>
     </w:p>
     <w:p/>
+    <w:p/>
     <w:p>
       <w:pPr>
         <w:pStyle w:val="Heading1"/>
       </w:pPr>
       <w:bookmarkStart w:id="26" w:name="_Toc215029525"/>
       <w:r>
+        <w:lastRenderedPageBreak/>
         <w:t>Conclusions</w:t>
       </w:r>
       <w:bookmarkEnd w:id="26"/>
@@ -4660,6 +5048,14 @@
     </w:p>
     <w:p>
       <w:pPr>
+        <w:jc w:val="both"/>
+      </w:pPr>
+      <w:r>
+        <w:t>Docstrings</w:t>
+      </w:r>
+    </w:p>
+    <w:p>
+      <w:pPr>
         <w:pStyle w:val="Heading1"/>
       </w:pPr>
       <w:bookmarkStart w:id="27" w:name="_Toc215029526"/>
@@ -4688,7 +5084,6 @@
       </w:pPr>
       <w:bookmarkStart w:id="28" w:name="_Toc215029527"/>
       <w:r>
-        <w:lastRenderedPageBreak/>
         <w:t>Appendices</w:t>
       </w:r>
       <w:bookmarkEnd w:id="28"/>
@@ -4790,6 +5185,7 @@
         <w:keepNext/>
       </w:pPr>
       <w:r>
+        <w:lastRenderedPageBreak/>
         <w:drawing>
           <wp:inline distT="0" distB="0" distL="0" distR="0" wp14:anchorId="1F664F79" wp14:editId="3D9983B1">
             <wp:extent cx="5731510" cy="3063875"/>
@@ -5034,7 +5430,6 @@
           </w:tcPr>
           <w:p>
             <w:r>
-              <w:lastRenderedPageBreak/>
               <w:t>True</w:t>
             </w:r>
           </w:p>
@@ -5058,9 +5453,11 @@
             <w:hideMark/>
           </w:tcPr>
           <w:p>
+            <w:proofErr w:type="gramStart"/>
             <w:r>
               <w:t>finally</w:t>
             </w:r>
+            <w:proofErr w:type="gramEnd"/>
           </w:p>
         </w:tc>
         <w:tc>
@@ -5306,9 +5703,11 @@
             <w:hideMark/>
           </w:tcPr>
           <w:p>
+            <w:proofErr w:type="spellStart"/>
             <w:r>
               <w:t>elif</w:t>
             </w:r>
+            <w:proofErr w:type="spellEnd"/>
           </w:p>
         </w:tc>
         <w:tc>
@@ -5393,6 +5792,7 @@
         <w:keepNext/>
       </w:pPr>
       <w:r>
+        <w:lastRenderedPageBreak/>
         <w:drawing>
           <wp:inline distT="0" distB="0" distL="0" distR="0" wp14:anchorId="775B9FAD" wp14:editId="4FC00464">
             <wp:extent cx="5731510" cy="3063875"/>
@@ -5482,7 +5882,6 @@
         <w:keepNext/>
       </w:pPr>
       <w:r>
-        <w:lastRenderedPageBreak/>
         <w:drawing>
           <wp:inline distT="0" distB="0" distL="0" distR="0" wp14:anchorId="337012A5" wp14:editId="4C08736C">
             <wp:extent cx="5731510" cy="3063875"/>
@@ -5564,6 +5963,7 @@
         <w:keepNext/>
       </w:pPr>
       <w:r>
+        <w:lastRenderedPageBreak/>
         <w:drawing>
           <wp:inline distT="0" distB="0" distL="0" distR="0" wp14:anchorId="3BD3DBBF" wp14:editId="7F5B671F">
             <wp:extent cx="5731510" cy="3063875"/>
@@ -5629,7 +6029,15 @@
         <w:fldChar w:fldCharType="end"/>
       </w:r>
       <w:r>
-        <w:t xml:space="preserve"> - None keyword</w:t>
+        <w:t xml:space="preserve"> - </w:t>
+      </w:r>
+      <w:proofErr w:type="gramStart"/>
+      <w:r>
+        <w:t>None</w:t>
+      </w:r>
+      <w:proofErr w:type="gramEnd"/>
+      <w:r>
+        <w:t xml:space="preserve"> keyword</w:t>
       </w:r>
       <w:bookmarkEnd w:id="34"/>
     </w:p>
@@ -5638,7 +6046,6 @@
         <w:keepNext/>
       </w:pPr>
       <w:r>
-        <w:lastRenderedPageBreak/>
         <w:drawing>
           <wp:inline distT="0" distB="0" distL="0" distR="0" wp14:anchorId="1D7EFC6A" wp14:editId="0199D128">
             <wp:extent cx="5731510" cy="3063875"/>
@@ -5714,6 +6121,7 @@
         <w:keepNext/>
       </w:pPr>
       <w:r>
+        <w:lastRenderedPageBreak/>
         <w:drawing>
           <wp:inline distT="0" distB="0" distL="0" distR="0" wp14:anchorId="0E14E815" wp14:editId="3EEF32F8">
             <wp:extent cx="5731510" cy="3063875"/>
@@ -5788,7 +6196,6 @@
         <w:keepNext/>
       </w:pPr>
       <w:r>
-        <w:lastRenderedPageBreak/>
         <w:drawing>
           <wp:inline distT="0" distB="0" distL="0" distR="0" wp14:anchorId="57E49A62" wp14:editId="0677250A">
             <wp:extent cx="5731510" cy="3063875"/>
@@ -5869,6 +6276,7 @@
         <w:jc w:val="center"/>
       </w:pPr>
       <w:r>
+        <w:lastRenderedPageBreak/>
         <w:drawing>
           <wp:inline distT="0" distB="0" distL="0" distR="0" wp14:anchorId="7044ABD8" wp14:editId="343E6BD4">
             <wp:extent cx="5731510" cy="3063875"/>
@@ -5935,7 +6343,6 @@
         <w:keepNext/>
       </w:pPr>
       <w:r>
-        <w:lastRenderedPageBreak/>
         <w:drawing>
           <wp:inline distT="0" distB="0" distL="0" distR="0" wp14:anchorId="2917455E" wp14:editId="46330BE7">
             <wp:extent cx="5731510" cy="3063875"/>
@@ -6009,6 +6416,7 @@
         <w:keepNext/>
       </w:pPr>
       <w:r>
+        <w:lastRenderedPageBreak/>
         <w:drawing>
           <wp:inline distT="0" distB="0" distL="0" distR="0" wp14:anchorId="7D5F144E" wp14:editId="36D9B424">
             <wp:extent cx="5731510" cy="3063875"/>
@@ -6081,7 +6489,6 @@
         <w:keepNext/>
       </w:pPr>
       <w:r>
-        <w:lastRenderedPageBreak/>
         <w:drawing>
           <wp:inline distT="0" distB="0" distL="0" distR="0" wp14:anchorId="4C905C3E" wp14:editId="60FBEF9A">
             <wp:extent cx="5731510" cy="3063875"/>
@@ -6158,6 +6565,7 @@
         <w:rPr>
           <w:noProof/>
         </w:rPr>
+        <w:lastRenderedPageBreak/>
         <w:drawing>
           <wp:inline distT="0" distB="0" distL="0" distR="0" wp14:anchorId="5BA0E230" wp14:editId="2270422F">
             <wp:extent cx="5731510" cy="3582035"/>
@@ -6233,7 +6641,6 @@
         <w:rPr>
           <w:noProof/>
         </w:rPr>
-        <w:lastRenderedPageBreak/>
         <w:drawing>
           <wp:inline distT="0" distB="0" distL="0" distR="0" wp14:anchorId="09C40B7E" wp14:editId="45860704">
             <wp:extent cx="5731510" cy="3582035"/>
@@ -6319,6 +6726,7 @@
         <w:rPr>
           <w:noProof/>
         </w:rPr>
+        <w:lastRenderedPageBreak/>
         <w:drawing>
           <wp:inline distT="0" distB="0" distL="0" distR="0" wp14:anchorId="033E5E49" wp14:editId="461BB69B">
             <wp:extent cx="5731510" cy="3582035"/>
@@ -6395,7 +6803,6 @@
         <w:rPr>
           <w:noProof/>
         </w:rPr>
-        <w:lastRenderedPageBreak/>
         <w:drawing>
           <wp:inline distT="0" distB="0" distL="0" distR="0" wp14:anchorId="058193A0" wp14:editId="094C97C9">
             <wp:extent cx="5731510" cy="3582035"/>
@@ -6472,6 +6879,7 @@
         <w:rPr>
           <w:noProof/>
         </w:rPr>
+        <w:lastRenderedPageBreak/>
         <w:drawing>
           <wp:inline distT="0" distB="0" distL="0" distR="0" wp14:anchorId="5B93D63D" wp14:editId="4239382F">
             <wp:extent cx="5731510" cy="3582035"/>
@@ -6547,7 +6955,6 @@
         <w:rPr>
           <w:noProof/>
         </w:rPr>
-        <w:lastRenderedPageBreak/>
         <w:drawing>
           <wp:inline distT="0" distB="0" distL="0" distR="0" wp14:anchorId="7333F795" wp14:editId="2511762B">
             <wp:extent cx="5731510" cy="3582035"/>
@@ -6623,6 +7030,7 @@
         <w:rPr>
           <w:noProof/>
         </w:rPr>
+        <w:lastRenderedPageBreak/>
         <w:drawing>
           <wp:inline distT="0" distB="0" distL="0" distR="0" wp14:anchorId="5B48AC53" wp14:editId="533E0DC7">
             <wp:extent cx="5731510" cy="3582035"/>
@@ -6698,7 +7106,6 @@
         <w:rPr>
           <w:noProof/>
         </w:rPr>
-        <w:lastRenderedPageBreak/>
         <w:drawing>
           <wp:inline distT="0" distB="0" distL="0" distR="0" wp14:anchorId="3E07F89D" wp14:editId="5348731E">
             <wp:extent cx="5731510" cy="3582035"/>
@@ -6766,10 +7173,267 @@
         <w:t xml:space="preserve"> - String Functions</w:t>
       </w:r>
     </w:p>
+    <w:p>
+      <w:pPr>
+        <w:keepNext/>
+      </w:pPr>
+      <w:r>
+        <w:rPr>
+          <w:noProof/>
+        </w:rPr>
+        <w:lastRenderedPageBreak/>
+        <w:drawing>
+          <wp:inline distT="0" distB="0" distL="0" distR="0" wp14:anchorId="7ED86624" wp14:editId="7397E828">
+            <wp:extent cx="5731510" cy="3582035"/>
+            <wp:effectExtent l="0" t="0" r="2540" b="0"/>
+            <wp:docPr id="785642616" name="Picture 1" descr="A screenshot of a computer&#10;&#10;AI-generated content may be incorrect."/>
+            <wp:cNvGraphicFramePr>
+              <a:graphicFrameLocks xmlns:a="http://schemas.openxmlformats.org/drawingml/2006/main" noChangeAspect="1"/>
+            </wp:cNvGraphicFramePr>
+            <a:graphic xmlns:a="http://schemas.openxmlformats.org/drawingml/2006/main">
+              <a:graphicData uri="http://schemas.openxmlformats.org/drawingml/2006/picture">
+                <pic:pic xmlns:pic="http://schemas.openxmlformats.org/drawingml/2006/picture">
+                  <pic:nvPicPr>
+                    <pic:cNvPr id="785642616" name="Picture 1" descr="A screenshot of a computer&#10;&#10;AI-generated content may be incorrect."/>
+                    <pic:cNvPicPr/>
+                  </pic:nvPicPr>
+                  <pic:blipFill>
+                    <a:blip r:embed="rId29"/>
+                    <a:stretch>
+                      <a:fillRect/>
+                    </a:stretch>
+                  </pic:blipFill>
+                  <pic:spPr>
+                    <a:xfrm>
+                      <a:off x="0" y="0"/>
+                      <a:ext cx="5731510" cy="3582035"/>
+                    </a:xfrm>
+                    <a:prstGeom prst="rect">
+                      <a:avLst/>
+                    </a:prstGeom>
+                  </pic:spPr>
+                </pic:pic>
+              </a:graphicData>
+            </a:graphic>
+          </wp:inline>
+        </w:drawing>
+      </w:r>
+    </w:p>
+    <w:p>
+      <w:pPr>
+        <w:pStyle w:val="Caption"/>
+        <w:jc w:val="center"/>
+      </w:pPr>
+      <w:r>
+        <w:t xml:space="preserve">Figure </w:t>
+      </w:r>
+      <w:r>
+        <w:fldChar w:fldCharType="begin"/>
+      </w:r>
+      <w:r>
+        <w:instrText xml:space="preserve"> SEQ Figure \* ARABIC </w:instrText>
+      </w:r>
+      <w:r>
+        <w:fldChar w:fldCharType="separate"/>
+      </w:r>
+      <w:r>
+        <w:rPr>
+          <w:noProof/>
+        </w:rPr>
+        <w:t>21</w:t>
+      </w:r>
+      <w:r>
+        <w:fldChar w:fldCharType="end"/>
+      </w:r>
+      <w:r>
+        <w:t>- Documentation help(int)</w:t>
+      </w:r>
+    </w:p>
+    <w:p>
+      <w:pPr>
+        <w:keepNext/>
+      </w:pPr>
+      <w:r>
+        <w:rPr>
+          <w:noProof/>
+        </w:rPr>
+        <w:drawing>
+          <wp:inline distT="0" distB="0" distL="0" distR="0" wp14:anchorId="1B91E362" wp14:editId="7C91413A">
+            <wp:extent cx="5731510" cy="3582035"/>
+            <wp:effectExtent l="0" t="0" r="2540" b="0"/>
+            <wp:docPr id="925079064" name="Picture 1" descr="A screen shot of a computer&#10;&#10;AI-generated content may be incorrect."/>
+            <wp:cNvGraphicFramePr>
+              <a:graphicFrameLocks xmlns:a="http://schemas.openxmlformats.org/drawingml/2006/main" noChangeAspect="1"/>
+            </wp:cNvGraphicFramePr>
+            <a:graphic xmlns:a="http://schemas.openxmlformats.org/drawingml/2006/main">
+              <a:graphicData uri="http://schemas.openxmlformats.org/drawingml/2006/picture">
+                <pic:pic xmlns:pic="http://schemas.openxmlformats.org/drawingml/2006/picture">
+                  <pic:nvPicPr>
+                    <pic:cNvPr id="925079064" name="Picture 1" descr="A screen shot of a computer&#10;&#10;AI-generated content may be incorrect."/>
+                    <pic:cNvPicPr/>
+                  </pic:nvPicPr>
+                  <pic:blipFill>
+                    <a:blip r:embed="rId30"/>
+                    <a:stretch>
+                      <a:fillRect/>
+                    </a:stretch>
+                  </pic:blipFill>
+                  <pic:spPr>
+                    <a:xfrm>
+                      <a:off x="0" y="0"/>
+                      <a:ext cx="5731510" cy="3582035"/>
+                    </a:xfrm>
+                    <a:prstGeom prst="rect">
+                      <a:avLst/>
+                    </a:prstGeom>
+                  </pic:spPr>
+                </pic:pic>
+              </a:graphicData>
+            </a:graphic>
+          </wp:inline>
+        </w:drawing>
+      </w:r>
+    </w:p>
+    <w:p>
+      <w:pPr>
+        <w:pStyle w:val="Caption"/>
+        <w:jc w:val="center"/>
+      </w:pPr>
+      <w:r>
+        <w:t xml:space="preserve">Figure </w:t>
+      </w:r>
+      <w:r>
+        <w:fldChar w:fldCharType="begin"/>
+      </w:r>
+      <w:r>
+        <w:instrText xml:space="preserve"> SEQ Figure \* ARABIC </w:instrText>
+      </w:r>
+      <w:r>
+        <w:fldChar w:fldCharType="separate"/>
+      </w:r>
+      <w:r>
+        <w:rPr>
+          <w:noProof/>
+        </w:rPr>
+        <w:t>22</w:t>
+      </w:r>
+      <w:r>
+        <w:fldChar w:fldCharType="end"/>
+      </w:r>
+      <w:r>
+        <w:t xml:space="preserve"> </w:t>
+      </w:r>
+      <w:r>
+        <w:t>–</w:t>
+      </w:r>
+      <w:r>
+        <w:t xml:space="preserve"> </w:t>
+      </w:r>
+      <w:r>
+        <w:t xml:space="preserve">documentation </w:t>
+      </w:r>
+      <w:proofErr w:type="spellStart"/>
+      <w:r>
+        <w:t>dir</w:t>
+      </w:r>
+      <w:proofErr w:type="spellEnd"/>
+      <w:r>
+        <w:t>(int)</w:t>
+      </w:r>
+    </w:p>
+    <w:p>
+      <w:pPr>
+        <w:keepNext/>
+      </w:pPr>
+      <w:r>
+        <w:rPr>
+          <w:noProof/>
+        </w:rPr>
+        <w:lastRenderedPageBreak/>
+        <w:drawing>
+          <wp:inline distT="0" distB="0" distL="0" distR="0" wp14:anchorId="5C8C2FD5" wp14:editId="7A711C59">
+            <wp:extent cx="5731510" cy="3582035"/>
+            <wp:effectExtent l="0" t="0" r="2540" b="0"/>
+            <wp:docPr id="1758417644" name="Picture 1" descr="A computer screen with a black screen&#10;&#10;AI-generated content may be incorrect."/>
+            <wp:cNvGraphicFramePr>
+              <a:graphicFrameLocks xmlns:a="http://schemas.openxmlformats.org/drawingml/2006/main" noChangeAspect="1"/>
+            </wp:cNvGraphicFramePr>
+            <a:graphic xmlns:a="http://schemas.openxmlformats.org/drawingml/2006/main">
+              <a:graphicData uri="http://schemas.openxmlformats.org/drawingml/2006/picture">
+                <pic:pic xmlns:pic="http://schemas.openxmlformats.org/drawingml/2006/picture">
+                  <pic:nvPicPr>
+                    <pic:cNvPr id="1758417644" name="Picture 1" descr="A computer screen with a black screen&#10;&#10;AI-generated content may be incorrect."/>
+                    <pic:cNvPicPr/>
+                  </pic:nvPicPr>
+                  <pic:blipFill>
+                    <a:blip r:embed="rId31"/>
+                    <a:stretch>
+                      <a:fillRect/>
+                    </a:stretch>
+                  </pic:blipFill>
+                  <pic:spPr>
+                    <a:xfrm>
+                      <a:off x="0" y="0"/>
+                      <a:ext cx="5731510" cy="3582035"/>
+                    </a:xfrm>
+                    <a:prstGeom prst="rect">
+                      <a:avLst/>
+                    </a:prstGeom>
+                  </pic:spPr>
+                </pic:pic>
+              </a:graphicData>
+            </a:graphic>
+          </wp:inline>
+        </w:drawing>
+      </w:r>
+    </w:p>
+    <w:p>
+      <w:pPr>
+        <w:pStyle w:val="Caption"/>
+        <w:jc w:val="center"/>
+      </w:pPr>
+      <w:r>
+        <w:t xml:space="preserve">Figure </w:t>
+      </w:r>
+      <w:r>
+        <w:fldChar w:fldCharType="begin"/>
+      </w:r>
+      <w:r>
+        <w:instrText xml:space="preserve"> SEQ Figure \* ARABIC </w:instrText>
+      </w:r>
+      <w:r>
+        <w:fldChar w:fldCharType="separate"/>
+      </w:r>
+      <w:r>
+        <w:rPr>
+          <w:noProof/>
+        </w:rPr>
+        <w:t>23</w:t>
+      </w:r>
+      <w:r>
+        <w:fldChar w:fldCharType="end"/>
+      </w:r>
+      <w:r>
+        <w:t xml:space="preserve"> </w:t>
+      </w:r>
+      <w:r>
+        <w:t>–</w:t>
+      </w:r>
+      <w:r>
+        <w:t xml:space="preserve"> </w:t>
+      </w:r>
+      <w:r>
+        <w:t xml:space="preserve">Documentation </w:t>
+      </w:r>
+      <w:r>
+        <w:t>Docstring help</w:t>
+      </w:r>
+    </w:p>
+    <w:p/>
     <w:sectPr>
-      <w:headerReference w:type="default" r:id="rId29"/>
-      <w:footerReference w:type="default" r:id="rId30"/>
-      <w:headerReference w:type="first" r:id="rId31"/>
+      <w:headerReference w:type="default" r:id="rId32"/>
+      <w:footerReference w:type="default" r:id="rId33"/>
+      <w:headerReference w:type="first" r:id="rId34"/>
       <w:pgSz w:w="11906" w:h="16838"/>
       <w:pgMar w:top="1440" w:right="1440" w:bottom="1440" w:left="1440" w:header="708" w:footer="708" w:gutter="0"/>
       <w:cols w:space="708"/>
@@ -8486,7 +9150,7 @@
   <w:style w:type="paragraph" w:default="1" w:styleId="Normal">
     <w:name w:val="Normal"/>
     <w:qFormat/>
-    <w:rsid w:val="00F31C09"/>
+    <w:rsid w:val="00360AD3"/>
   </w:style>
   <w:style w:type="paragraph" w:styleId="Heading1">
     <w:name w:val="heading 1"/>

--- a/Python/L00194727_Week8_Python.docx
+++ b/Python/L00194727_Week8_Python.docx
@@ -3595,15 +3595,7 @@
         <w:jc w:val="both"/>
       </w:pPr>
       <w:r>
-        <w:t xml:space="preserve">To assign a value to a variable I use the assignment operator which is =, on the </w:t>
-      </w:r>
-      <w:proofErr w:type="gramStart"/>
-      <w:r>
-        <w:t>left hand</w:t>
-      </w:r>
-      <w:proofErr w:type="gramEnd"/>
-      <w:r>
-        <w:t xml:space="preserve"> side of = is the variable to which we are going to assign the value which is on the right hand side of the operator. Thus a = 2, assigns the value 2 to the variable a. I </w:t>
+        <w:t xml:space="preserve">To assign a value to a variable I use the assignment operator which is =, on the left hand side of = is the variable to which we are going to assign the value which is on the right hand side of the operator. Thus a = 2, assigns the value 2 to the variable a. I </w:t>
       </w:r>
       <w:r>
         <w:t>can’t</w:t>
@@ -3674,15 +3666,7 @@
       </w:r>
       <w:proofErr w:type="spellEnd"/>
       <w:r>
-        <w:t xml:space="preserve"> a small error this is called a </w:t>
-      </w:r>
-      <w:proofErr w:type="gramStart"/>
-      <w:r>
-        <w:t>floating point</w:t>
-      </w:r>
-      <w:proofErr w:type="gramEnd"/>
-      <w:r>
-        <w:t xml:space="preserve"> error.</w:t>
+        <w:t xml:space="preserve"> a small error this is called a floating point error.</w:t>
       </w:r>
     </w:p>
     <w:p>
@@ -3690,35 +3674,14 @@
         <w:pStyle w:val="Heading2"/>
       </w:pPr>
       <w:bookmarkStart w:id="9" w:name="_Toc215029510"/>
-      <w:proofErr w:type="gramStart"/>
-      <w:r>
-        <w:t>None</w:t>
-      </w:r>
-      <w:proofErr w:type="gramEnd"/>
-      <w:r>
-        <w:t xml:space="preserve"> Keyword</w:t>
+      <w:r>
+        <w:t>None Keyword</w:t>
       </w:r>
       <w:bookmarkEnd w:id="9"/>
     </w:p>
     <w:p>
       <w:r>
-        <w:t xml:space="preserve">To investigate the </w:t>
-      </w:r>
-      <w:proofErr w:type="gramStart"/>
-      <w:r>
-        <w:t>None data</w:t>
-      </w:r>
-      <w:proofErr w:type="gramEnd"/>
-      <w:r>
-        <w:t xml:space="preserve"> type, I first assign a variable with the None key word, I then check its datatype. The </w:t>
-      </w:r>
-      <w:proofErr w:type="gramStart"/>
-      <w:r>
-        <w:t>None keyword</w:t>
-      </w:r>
-      <w:proofErr w:type="gramEnd"/>
-      <w:r>
-        <w:t xml:space="preserve"> is used to define a null value or no value, in python it is a datatype.</w:t>
+        <w:t>To investigate the None data type, I first assign a variable with the None key word, I then check its datatype. The None keyword is used to define a null value or no value, in python it is a datatype.</w:t>
       </w:r>
     </w:p>
     <w:p>
@@ -3805,15 +3768,7 @@
         <w:jc w:val="both"/>
       </w:pPr>
       <w:r>
-        <w:t xml:space="preserve">To examine what happens when trying to mix types, we created a variable </w:t>
-      </w:r>
-      <w:proofErr w:type="gramStart"/>
-      <w:r>
-        <w:t>a and</w:t>
-      </w:r>
-      <w:proofErr w:type="gramEnd"/>
-      <w:r>
-        <w:t xml:space="preserve"> tried to assign it the string “JOR” and add the floating point value 3/2.</w:t>
+        <w:t>To examine what happens when trying to mix types, we created a variable a and tried to assign it the string “JOR” and add the floating point value 3/2.</w:t>
       </w:r>
     </w:p>
     <w:p>
@@ -3886,13 +3841,8 @@
           <w:numId w:val="7"/>
         </w:numPr>
       </w:pPr>
-      <w:proofErr w:type="gramStart"/>
-      <w:r>
-        <w:t>!=</w:t>
-      </w:r>
-      <w:proofErr w:type="gramEnd"/>
-      <w:r>
-        <w:t xml:space="preserve"> is used to test two </w:t>
+      <w:r>
+        <w:t xml:space="preserve">!= is used to test two </w:t>
       </w:r>
       <w:r>
         <w:t>value</w:t>
@@ -4076,15 +4026,7 @@
         <w:t>rd</w:t>
       </w:r>
       <w:r>
-        <w:t xml:space="preserve"> </w:t>
-      </w:r>
-      <w:proofErr w:type="gramStart"/>
-      <w:r>
-        <w:t>character, and</w:t>
-      </w:r>
-      <w:proofErr w:type="gramEnd"/>
-      <w:r>
-        <w:t xml:space="preserve"> go up in steps of 1 character. I then do a new slice this time in reverse starting at the end which </w:t>
+        <w:t xml:space="preserve"> character, and go up in steps of 1 character. I then do a new slice this time in reverse starting at the end which </w:t>
       </w:r>
       <w:r>
         <w:lastRenderedPageBreak/>
@@ -4117,15 +4059,7 @@
     </w:p>
     <w:p>
       <w:r>
-        <w:t xml:space="preserve">In figure 17, I created a new string using splicing from another string with value “John” and string concatenation. I first took the first two letters of “John”, then I concatenate that with the letter </w:t>
-      </w:r>
-      <w:proofErr w:type="gramStart"/>
-      <w:r>
-        <w:t>a and</w:t>
-      </w:r>
-      <w:proofErr w:type="gramEnd"/>
-      <w:r>
-        <w:t xml:space="preserve"> finally I </w:t>
+        <w:t xml:space="preserve">In figure 17, I created a new string using splicing from another string with value “John” and string concatenation. I first took the first two letters of “John”, then I concatenate that with the letter a and finally I </w:t>
       </w:r>
       <w:r>
         <w:t xml:space="preserve">concatenate </w:t>
@@ -4164,13 +4098,8 @@
         <w:t xml:space="preserve">In figure 18 I have coded different String features, the first is simple concatenation of a string with a variable. Then I create strings and use the format function to say what variable I want to insert then I use curly brackets {} to indicate where in the string to insert the variables value. We can specify how many decimal points a variable should be displayed by providing a float and declaring the </w:t>
       </w:r>
       <w:proofErr w:type="spellStart"/>
-      <w:proofErr w:type="gramStart"/>
-      <w:r>
-        <w:t>value:width</w:t>
-      </w:r>
-      <w:proofErr w:type="gramEnd"/>
-      <w:r>
-        <w:t>.precision</w:t>
+      <w:r>
+        <w:t>value:width.precision</w:t>
       </w:r>
       <w:proofErr w:type="spellEnd"/>
       <w:r>
@@ -4183,12 +4112,10 @@
         <w:t xml:space="preserve">ng with f at the start and variable names in the curly brackets e.g. </w:t>
       </w:r>
       <w:proofErr w:type="spellStart"/>
-      <w:proofErr w:type="gramStart"/>
       <w:r>
         <w:t>f”hello</w:t>
       </w:r>
       <w:proofErr w:type="spellEnd"/>
-      <w:proofErr w:type="gramEnd"/>
       <w:r>
         <w:t xml:space="preserve"> {name}”.</w:t>
       </w:r>
@@ -4227,23 +4154,7 @@
       </w:r>
       <w:proofErr w:type="spellEnd"/>
       <w:r>
-        <w:t xml:space="preserve"> function to find out how long the string is. Then I use the string function upper and lower to convert the string to </w:t>
-      </w:r>
-      <w:proofErr w:type="gramStart"/>
-      <w:r>
-        <w:t>upper and lower case</w:t>
-      </w:r>
-      <w:proofErr w:type="gramEnd"/>
-      <w:r>
-        <w:t xml:space="preserve"> strings. Then I declare a string with leading and trailing spaces, to remove the spaces I use the string strip function. Lastly I declare a string with brackets </w:t>
-      </w:r>
-      <w:proofErr w:type="gramStart"/>
-      <w:r>
-        <w:t>( )</w:t>
-      </w:r>
-      <w:proofErr w:type="gramEnd"/>
-      <w:r>
-        <w:t xml:space="preserve"> and use the strip function to remove the ( and ) brackets.</w:t>
+        <w:t xml:space="preserve"> function to find out how long the string is. Then I use the string function upper and lower to convert the string to upper and lower case strings. Then I declare a string with leading and trailing spaces, to remove the spaces I use the string strip function. Lastly I declare a string with brackets ( ) and use the strip function to remove the ( and ) brackets.</w:t>
       </w:r>
     </w:p>
     <w:p>
@@ -4256,10 +4167,21 @@
     </w:p>
     <w:p>
       <w:r>
+        <w:t>In this section I examine python documentation utilities</w:t>
+      </w:r>
+    </w:p>
+    <w:p>
+      <w:r>
         <w:t>Figure 21</w:t>
       </w:r>
       <w:r>
-        <w:t>, we use help(int) to display the associated</w:t>
+        <w:t xml:space="preserve">, </w:t>
+      </w:r>
+      <w:r>
+        <w:t>I</w:t>
+      </w:r>
+      <w:r>
+        <w:t xml:space="preserve"> use help(int) to display the associated</w:t>
       </w:r>
       <w:r>
         <w:t xml:space="preserve"> </w:t>
@@ -4276,14 +4198,17 @@
         <w:t xml:space="preserve">Figure 22 </w:t>
       </w:r>
       <w:r>
-        <w:t>we use</w:t>
-      </w:r>
-      <w:r>
-        <w:t xml:space="preserve"> d</w:t>
+        <w:t>I</w:t>
+      </w:r>
+      <w:r>
+        <w:t xml:space="preserve"> use</w:t>
+      </w:r>
+      <w:r>
+        <w:t xml:space="preserve"> </w:t>
       </w:r>
       <w:proofErr w:type="spellStart"/>
       <w:r>
-        <w:t>ir</w:t>
+        <w:t>dir</w:t>
       </w:r>
       <w:proofErr w:type="spellEnd"/>
       <w:r>
@@ -4293,7 +4218,13 @@
         <w:t>displays</w:t>
       </w:r>
       <w:r>
-        <w:t xml:space="preserve"> the associated directory, we can see all the properties of int</w:t>
+        <w:t xml:space="preserve"> the associated directory, </w:t>
+      </w:r>
+      <w:r>
+        <w:t>I</w:t>
+      </w:r>
+      <w:r>
+        <w:t xml:space="preserve"> can see all the properties of int</w:t>
       </w:r>
       <w:r>
         <w:t xml:space="preserve"> class.</w:t>
@@ -4323,304 +4254,61 @@
         <w:t>).</w:t>
       </w:r>
     </w:p>
-    <w:p/>
     <w:p>
       <w:pPr>
         <w:pStyle w:val="Heading1"/>
       </w:pPr>
-      <w:bookmarkStart w:id="15" w:name="_Toc215029515"/>
-      <w:r>
-        <w:t>Results and Testing</w:t>
-      </w:r>
-      <w:bookmarkEnd w:id="15"/>
-    </w:p>
-    <w:p>
-      <w:pPr>
-        <w:jc w:val="both"/>
-      </w:pPr>
-      <w:r>
-        <w:t>Briefly introduce the section and define the tests which are performed.</w:t>
-      </w:r>
-    </w:p>
-    <w:p>
-      <w:pPr>
-        <w:jc w:val="both"/>
-      </w:pPr>
-      <w:r>
-        <w:t>The results of the work must be presented here in an appropriate form. Any filtering or removal of data must be declared and explained. If a system is being created, the test procedure and result must be given. If many tables or diagrams are required, these diagrams should be individually labelled, included in appendix B, and referenced from here.</w:t>
-      </w:r>
-    </w:p>
-    <w:p>
-      <w:pPr>
-        <w:jc w:val="both"/>
-      </w:pPr>
-      <w:r>
-        <w:t xml:space="preserve">The results/testing section of a report should allow a peer to replicate and verify the results obtained. </w:t>
-      </w:r>
-    </w:p>
-    <w:p>
-      <w:pPr>
-        <w:jc w:val="both"/>
-      </w:pPr>
-      <w:r>
-        <w:t xml:space="preserve">Number every figure or table. Do not include any figure or table which you do not discuss. </w:t>
-      </w:r>
-    </w:p>
-    <w:p>
-      <w:pPr>
-        <w:jc w:val="both"/>
-      </w:pPr>
+      <w:r>
+        <w:t>Data Structures</w:t>
+      </w:r>
+    </w:p>
+    <w:p>
+      <w:r>
+        <w:t>In this part I examine some of the different types of data structures.</w:t>
+      </w:r>
     </w:p>
     <w:p>
       <w:pPr>
         <w:pStyle w:val="Heading2"/>
       </w:pPr>
-      <w:bookmarkStart w:id="16" w:name="_Toc215029516"/>
-      <w:r>
-        <w:t>Introduction</w:t>
-      </w:r>
-      <w:bookmarkEnd w:id="16"/>
-    </w:p>
-    <w:p>
-      <w:pPr>
-        <w:jc w:val="both"/>
-      </w:pPr>
-      <w:r>
-        <w:t>The result of running python -V is shown in figure 1, we can see the currently installed python version is 3.12.6</w:t>
-      </w:r>
-    </w:p>
-    <w:p>
-      <w:pPr>
-        <w:pStyle w:val="Heading2"/>
-      </w:pPr>
-      <w:bookmarkStart w:id="17" w:name="_Toc215029517"/>
-      <w:r>
-        <w:t>Assignment of variables</w:t>
-      </w:r>
-      <w:bookmarkEnd w:id="17"/>
-    </w:p>
-    <w:p>
-      <w:pPr>
-        <w:jc w:val="both"/>
-      </w:pPr>
-      <w:r>
-        <w:t>The result of assigning a value to the variable a is shown figure 2, I perform a sum of 2 + 1 and assign it to a, when I print out the value of a I get the result of 2 + 1 which is 3.</w:t>
-      </w:r>
-    </w:p>
-    <w:p>
-      <w:pPr>
-        <w:pStyle w:val="Heading2"/>
-      </w:pPr>
-      <w:bookmarkStart w:id="18" w:name="_Toc215029518"/>
-      <w:r>
-        <w:t>Data Types</w:t>
-      </w:r>
-      <w:bookmarkEnd w:id="18"/>
-    </w:p>
-    <w:p>
-      <w:pPr>
-        <w:jc w:val="both"/>
-      </w:pPr>
-      <w:r>
-        <w:t>The results of executing code to demonstrate different variables data types are shown in figure 3. It first assigns a whole number of 300 to the variable a, it then prints its type which is an integer as it’s a whole number. It then creates a new variable of b =2.134 which has a decimal part and thus is stored in a float.</w:t>
-      </w:r>
-    </w:p>
-    <w:p>
-      <w:pPr>
-        <w:pStyle w:val="Heading2"/>
-      </w:pPr>
-      <w:bookmarkStart w:id="19" w:name="_Toc215029519"/>
-      <w:r>
-        <w:t>Floating Point Errors</w:t>
-      </w:r>
-      <w:bookmarkEnd w:id="19"/>
-    </w:p>
-    <w:p>
-      <w:r>
-        <w:t>Figure 4 shows t</w:t>
-      </w:r>
-      <w:r>
-        <w:t xml:space="preserve">he results of adding 3 floating point values 0.1 + 0.1 + 0.1 shows an incorrect value, this is because a computer is fundamentally an integer machine and some </w:t>
-      </w:r>
-      <w:r>
-        <w:t>floating-point</w:t>
-      </w:r>
-      <w:r>
-        <w:t xml:space="preserve"> numbers it cannot accurately </w:t>
-      </w:r>
-      <w:r>
-        <w:t>represent;</w:t>
-      </w:r>
-      <w:r>
-        <w:t xml:space="preserve"> </w:t>
-      </w:r>
-      <w:proofErr w:type="gramStart"/>
-      <w:r>
-        <w:t>thus</w:t>
-      </w:r>
-      <w:proofErr w:type="gramEnd"/>
-      <w:r>
-        <w:t xml:space="preserve"> </w:t>
-      </w:r>
-      <w:r>
-        <w:t>I</w:t>
-      </w:r>
-      <w:r>
-        <w:t xml:space="preserve"> get a small incorrect fractional part.</w:t>
-      </w:r>
-    </w:p>
-    <w:p>
-      <w:pPr>
-        <w:pStyle w:val="Heading2"/>
-      </w:pPr>
-      <w:bookmarkStart w:id="20" w:name="_Toc215029520"/>
-      <w:proofErr w:type="gramStart"/>
-      <w:r>
-        <w:t>None</w:t>
-      </w:r>
-      <w:proofErr w:type="gramEnd"/>
-      <w:r>
-        <w:t xml:space="preserve"> Keyword</w:t>
-      </w:r>
-      <w:bookmarkEnd w:id="20"/>
-    </w:p>
-    <w:p>
-      <w:pPr>
-        <w:jc w:val="both"/>
-      </w:pPr>
-      <w:r>
-        <w:t xml:space="preserve">In </w:t>
-      </w:r>
-      <w:r>
-        <w:t>figure 5, I assign a variable using the keyword None, I then check its type its reported as the None type.</w:t>
-      </w:r>
-    </w:p>
-    <w:p>
-      <w:pPr>
-        <w:pStyle w:val="Heading2"/>
-      </w:pPr>
-      <w:bookmarkStart w:id="21" w:name="_Toc215029521"/>
-      <w:r>
-        <w:t>Boolean</w:t>
-      </w:r>
-      <w:r>
-        <w:t xml:space="preserve"> Keyword</w:t>
-      </w:r>
-      <w:bookmarkEnd w:id="21"/>
-    </w:p>
-    <w:p>
-      <w:pPr>
-        <w:jc w:val="both"/>
-      </w:pPr>
-      <w:r>
-        <w:t>In figure 6, I set the variable a to be True, True is a Boolean object, when I look at the data type of a it says its it is of class bool.</w:t>
-      </w:r>
-    </w:p>
-    <w:p>
-      <w:pPr>
-        <w:pStyle w:val="Heading2"/>
-      </w:pPr>
-      <w:bookmarkStart w:id="22" w:name="_Toc215029522"/>
-      <w:r>
-        <w:t>Dynamic Typing</w:t>
-      </w:r>
-      <w:bookmarkEnd w:id="22"/>
-    </w:p>
-    <w:p>
-      <w:pPr>
-        <w:jc w:val="both"/>
-      </w:pPr>
-      <w:r>
-        <w:t>In figure 7, I preform dynamic typing, initial</w:t>
-      </w:r>
-      <w:r>
-        <w:t xml:space="preserve">ly dog is </w:t>
-      </w:r>
-      <w:proofErr w:type="gramStart"/>
-      <w:r>
-        <w:t>a</w:t>
-      </w:r>
-      <w:proofErr w:type="gramEnd"/>
-      <w:r>
-        <w:t xml:space="preserve"> int type, but later I change it to a string type.</w:t>
-      </w:r>
-    </w:p>
-    <w:p>
-      <w:pPr>
-        <w:pStyle w:val="Heading2"/>
-      </w:pPr>
-      <w:bookmarkStart w:id="23" w:name="_Toc215029523"/>
-      <w:r>
-        <w:t>Arithmetic Operators – Precedence</w:t>
-      </w:r>
-      <w:bookmarkEnd w:id="23"/>
-    </w:p>
-    <w:p>
-      <w:r>
-        <w:t xml:space="preserve">In figure 8, the result is changed by adding brackets which changes the precedence of how the result is calculated. For 10 * 2 + 3 * 5, the multiplications are first carried out than the </w:t>
-      </w:r>
-      <w:r>
-        <w:t>addition,</w:t>
-      </w:r>
-      <w:r>
-        <w:t xml:space="preserve"> so I get 20 + 15 then when we add this and get 35. For 10 * (2 + 3) * 5, the addition in the brackets is carried out first so I get</w:t>
-      </w:r>
-      <w:r>
-        <w:t xml:space="preserve"> 10 * 5 * 5, then I multiply and get 50 * </w:t>
-      </w:r>
-      <w:proofErr w:type="gramStart"/>
-      <w:r>
-        <w:t>5</w:t>
-      </w:r>
-      <w:proofErr w:type="gramEnd"/>
-      <w:r>
-        <w:t xml:space="preserve"> and 1 last multiplication gives 250. This proves precedence is important for how python performs calculations.</w:t>
-      </w:r>
-    </w:p>
-    <w:p>
-      <w:pPr>
-        <w:pStyle w:val="Heading2"/>
-      </w:pPr>
-      <w:bookmarkStart w:id="24" w:name="_Toc215029524"/>
-      <w:r>
-        <w:t xml:space="preserve">Arithmetic Operators – </w:t>
-      </w:r>
-      <w:r>
-        <w:t>Mixing types</w:t>
-      </w:r>
-      <w:bookmarkEnd w:id="24"/>
-    </w:p>
-    <w:p>
-      <w:pPr>
-        <w:jc w:val="both"/>
-      </w:pPr>
-      <w:r>
-        <w:t xml:space="preserve">In figure 9, </w:t>
-      </w:r>
-      <w:r>
-        <w:t>I</w:t>
-      </w:r>
-      <w:r>
-        <w:t xml:space="preserve"> see the result of trying to add a float type to a string type, this results in an error message saying you can only concatenate str (not float) to str.</w:t>
-      </w:r>
-    </w:p>
-    <w:p>
-      <w:pPr>
-        <w:pStyle w:val="Heading2"/>
-      </w:pPr>
-      <w:r>
-        <w:t xml:space="preserve">Arithmetic Operators – </w:t>
-      </w:r>
-      <w:r>
-        <w:t>M</w:t>
-      </w:r>
-      <w:r>
-        <w:t>odulus and Floor Division</w:t>
-      </w:r>
-    </w:p>
-    <w:p>
-      <w:r>
-        <w:t>In figure 10, I have the results for performing 3 different operations. The first one is ordinary division and uses /, the second is modulus which returns the remainder from division i.e. the bit left over it is performed using %. The 3</w:t>
+      <w:r>
+        <w:t>Data Structures</w:t>
+      </w:r>
+      <w:r>
+        <w:t xml:space="preserve"> – </w:t>
+      </w:r>
+      <w:r>
+        <w:t>Lists</w:t>
+      </w:r>
+    </w:p>
+    <w:p>
+      <w:r>
+        <w:t xml:space="preserve">Figure 24 shows the code used to experiment with the list data structure. I initialise a list with some random data, then use the </w:t>
+      </w:r>
+      <w:proofErr w:type="spellStart"/>
+      <w:r>
+        <w:t>len</w:t>
+      </w:r>
+      <w:proofErr w:type="spellEnd"/>
+      <w:r>
+        <w:t xml:space="preserve"> function to get how many elements are in the list. Then I preform slicing to get some elements from the list. I also get the last element of the lists</w:t>
+      </w:r>
+    </w:p>
+    <w:p>
+      <w:r>
+        <w:t xml:space="preserve">In the next bit of </w:t>
+      </w:r>
+      <w:r>
+        <w:t>code,</w:t>
+      </w:r>
+      <w:r>
+        <w:t xml:space="preserve"> I concatenated two lists to get one list made up of the elements from these two lists</w:t>
+      </w:r>
+    </w:p>
+    <w:p>
+      <w:r>
+        <w:lastRenderedPageBreak/>
+        <w:t>The 3</w:t>
       </w:r>
       <w:r>
         <w:rPr>
@@ -4629,6 +4317,386 @@
         <w:t>rd</w:t>
       </w:r>
       <w:r>
+        <w:t xml:space="preserve"> bit of example code, makes a new list by nesting of two lists. So we have a list with 2 elements which are also lists in it.</w:t>
+      </w:r>
+    </w:p>
+    <w:p>
+      <w:r>
+        <w:t>The 4</w:t>
+      </w:r>
+      <w:r>
+        <w:rPr>
+          <w:vertAlign w:val="superscript"/>
+        </w:rPr>
+        <w:t>th</w:t>
+      </w:r>
+      <w:r>
+        <w:t xml:space="preserve"> bit of code, changes the 2</w:t>
+      </w:r>
+      <w:r>
+        <w:rPr>
+          <w:vertAlign w:val="superscript"/>
+        </w:rPr>
+        <w:t>nd</w:t>
+      </w:r>
+      <w:r>
+        <w:t xml:space="preserve"> element which was the string “Fish” to the string “Chips”</w:t>
+      </w:r>
+    </w:p>
+    <w:p>
+      <w:r>
+        <w:t>The 5</w:t>
+      </w:r>
+      <w:r>
+        <w:rPr>
+          <w:vertAlign w:val="superscript"/>
+        </w:rPr>
+        <w:t>th</w:t>
+      </w:r>
+      <w:r>
+        <w:t xml:space="preserve"> bit of code, appends an element to the end of the list</w:t>
+      </w:r>
+    </w:p>
+    <w:p>
+      <w:r>
+        <w:t>The final 6</w:t>
+      </w:r>
+      <w:r>
+        <w:rPr>
+          <w:vertAlign w:val="superscript"/>
+        </w:rPr>
+        <w:t>th</w:t>
+      </w:r>
+      <w:r>
+        <w:t xml:space="preserve"> bit of code, declares a string which has data separated by commas, to extract the data we use the string split function to separate data with commas.</w:t>
+      </w:r>
+    </w:p>
+    <w:p>
+      <w:pPr>
+        <w:pStyle w:val="Heading2"/>
+      </w:pPr>
+      <w:r>
+        <w:t xml:space="preserve">Data Structures – </w:t>
+      </w:r>
+      <w:r>
+        <w:t>Tuples</w:t>
+      </w:r>
+    </w:p>
+    <w:p>
+      <w:r>
+        <w:t>The code In figure 25, initialises a list using [] brackets and a tuple using () brackets. I then verify the types are a list and a tuple. In the next part I add a string that is already present in the tuple, I then check the count of this string, I also check where the first occurrence of this string in the tuple is.</w:t>
+      </w:r>
+    </w:p>
+    <w:p>
+      <w:pPr>
+        <w:pStyle w:val="Heading2"/>
+      </w:pPr>
+      <w:r>
+        <w:t xml:space="preserve">Data Structures – </w:t>
+      </w:r>
+      <w:r>
+        <w:t>Dictionaries</w:t>
+      </w:r>
+    </w:p>
+    <w:p>
+      <w:r>
+        <w:t>Figure 26 has code that performs operations on a dictionary. I first initialise the dictionary with values, then I access the dictionary’s key for Occupation to get the value of what the operation is. Then I add a new Salary key and set the value to be not enough. Lastly I update the value for the key Occupation to Brain Surgeon.</w:t>
+      </w:r>
+    </w:p>
+    <w:p>
+      <w:r>
+        <w:t>Finally I print out for the dictionary its keys, its values, and the key with their values using the dictionary functions for keys(), values() and items()</w:t>
+      </w:r>
+    </w:p>
+    <w:p>
+      <w:pPr>
+        <w:pStyle w:val="Heading2"/>
+      </w:pPr>
+      <w:r>
+        <w:t>Data Structures – Sets</w:t>
+      </w:r>
+    </w:p>
+    <w:p/>
+    <w:p>
+      <w:pPr>
+        <w:pStyle w:val="Heading1"/>
+      </w:pPr>
+      <w:bookmarkStart w:id="15" w:name="_Toc215029515"/>
+      <w:r>
+        <w:t>Results and Testing</w:t>
+      </w:r>
+      <w:bookmarkEnd w:id="15"/>
+    </w:p>
+    <w:p>
+      <w:pPr>
+        <w:jc w:val="both"/>
+      </w:pPr>
+      <w:r>
+        <w:t>Briefly introduce the section and define the tests which are performed.</w:t>
+      </w:r>
+    </w:p>
+    <w:p>
+      <w:pPr>
+        <w:jc w:val="both"/>
+      </w:pPr>
+      <w:r>
+        <w:t>The results of the work must be presented here in an appropriate form. Any filtering or removal of data must be declared and explained. If a system is being created, the test procedure and result must be given. If many tables or diagrams are required, these diagrams should be individually labelled, included in appendix B, and referenced from here.</w:t>
+      </w:r>
+    </w:p>
+    <w:p>
+      <w:pPr>
+        <w:jc w:val="both"/>
+      </w:pPr>
+      <w:r>
+        <w:t xml:space="preserve">The results/testing section of a report should allow a peer to replicate and verify the results obtained. </w:t>
+      </w:r>
+    </w:p>
+    <w:p>
+      <w:pPr>
+        <w:jc w:val="both"/>
+      </w:pPr>
+      <w:r>
+        <w:t xml:space="preserve">Number every figure or table. Do not include any figure or table which you do not discuss. </w:t>
+      </w:r>
+    </w:p>
+    <w:p>
+      <w:pPr>
+        <w:jc w:val="both"/>
+      </w:pPr>
+    </w:p>
+    <w:p>
+      <w:pPr>
+        <w:pStyle w:val="Heading2"/>
+      </w:pPr>
+      <w:bookmarkStart w:id="16" w:name="_Toc215029516"/>
+      <w:r>
+        <w:t>Introduction</w:t>
+      </w:r>
+      <w:bookmarkEnd w:id="16"/>
+    </w:p>
+    <w:p>
+      <w:pPr>
+        <w:jc w:val="both"/>
+      </w:pPr>
+      <w:r>
+        <w:t>The result of running python -V is shown in figure 1, we can see the currently installed python version is 3.12.6</w:t>
+      </w:r>
+    </w:p>
+    <w:p>
+      <w:pPr>
+        <w:pStyle w:val="Heading2"/>
+      </w:pPr>
+      <w:bookmarkStart w:id="17" w:name="_Toc215029517"/>
+      <w:r>
+        <w:t>Assignment of variables</w:t>
+      </w:r>
+      <w:bookmarkEnd w:id="17"/>
+    </w:p>
+    <w:p>
+      <w:pPr>
+        <w:jc w:val="both"/>
+      </w:pPr>
+      <w:r>
+        <w:t>The result of assigning a value to the variable a is shown figure 2, I perform a sum of 2 + 1 and assign it to a, when I print out the value of a I get the result of 2 + 1 which is 3.</w:t>
+      </w:r>
+    </w:p>
+    <w:p>
+      <w:pPr>
+        <w:pStyle w:val="Heading2"/>
+      </w:pPr>
+      <w:bookmarkStart w:id="18" w:name="_Toc215029518"/>
+      <w:r>
+        <w:t>Data Types</w:t>
+      </w:r>
+      <w:bookmarkEnd w:id="18"/>
+    </w:p>
+    <w:p>
+      <w:pPr>
+        <w:jc w:val="both"/>
+      </w:pPr>
+      <w:r>
+        <w:t xml:space="preserve">The results of executing code to demonstrate different variables data types are shown in figure 3. It first assigns a whole number of 300 to the variable a, it then prints its type which is an integer as it’s a </w:t>
+      </w:r>
+      <w:r>
+        <w:lastRenderedPageBreak/>
+        <w:t>whole number. It then creates a new variable of b =2.134 which has a decimal part and thus is stored in a float.</w:t>
+      </w:r>
+    </w:p>
+    <w:p>
+      <w:pPr>
+        <w:pStyle w:val="Heading2"/>
+      </w:pPr>
+      <w:bookmarkStart w:id="19" w:name="_Toc215029519"/>
+      <w:r>
+        <w:t>Floating Point Errors</w:t>
+      </w:r>
+      <w:bookmarkEnd w:id="19"/>
+    </w:p>
+    <w:p>
+      <w:r>
+        <w:t>Figure 4 shows t</w:t>
+      </w:r>
+      <w:r>
+        <w:t xml:space="preserve">he results of adding 3 floating point values 0.1 + 0.1 + 0.1 shows an incorrect value, this is because a computer is fundamentally an integer machine and some </w:t>
+      </w:r>
+      <w:r>
+        <w:t>floating-point</w:t>
+      </w:r>
+      <w:r>
+        <w:t xml:space="preserve"> numbers it cannot accurately </w:t>
+      </w:r>
+      <w:r>
+        <w:t>represent;</w:t>
+      </w:r>
+      <w:r>
+        <w:t xml:space="preserve"> thus </w:t>
+      </w:r>
+      <w:r>
+        <w:t>I</w:t>
+      </w:r>
+      <w:r>
+        <w:t xml:space="preserve"> get a small incorrect fractional part.</w:t>
+      </w:r>
+    </w:p>
+    <w:p>
+      <w:pPr>
+        <w:pStyle w:val="Heading2"/>
+      </w:pPr>
+      <w:bookmarkStart w:id="20" w:name="_Toc215029520"/>
+      <w:r>
+        <w:t>None Keyword</w:t>
+      </w:r>
+      <w:bookmarkEnd w:id="20"/>
+    </w:p>
+    <w:p>
+      <w:pPr>
+        <w:jc w:val="both"/>
+      </w:pPr>
+      <w:r>
+        <w:t xml:space="preserve">In </w:t>
+      </w:r>
+      <w:r>
+        <w:t>figure 5, I assign a variable using the keyword None, I then check its type its reported as the None type.</w:t>
+      </w:r>
+    </w:p>
+    <w:p>
+      <w:pPr>
+        <w:pStyle w:val="Heading2"/>
+      </w:pPr>
+      <w:bookmarkStart w:id="21" w:name="_Toc215029521"/>
+      <w:r>
+        <w:t>Boolean</w:t>
+      </w:r>
+      <w:r>
+        <w:t xml:space="preserve"> Keyword</w:t>
+      </w:r>
+      <w:bookmarkEnd w:id="21"/>
+    </w:p>
+    <w:p>
+      <w:pPr>
+        <w:jc w:val="both"/>
+      </w:pPr>
+      <w:r>
+        <w:t>In figure 6, I set the variable a to be True, True is a Boolean object, when I look at the data type of a it says its it is of class bool.</w:t>
+      </w:r>
+    </w:p>
+    <w:p>
+      <w:pPr>
+        <w:pStyle w:val="Heading2"/>
+      </w:pPr>
+      <w:bookmarkStart w:id="22" w:name="_Toc215029522"/>
+      <w:r>
+        <w:t>Dynamic Typing</w:t>
+      </w:r>
+      <w:bookmarkEnd w:id="22"/>
+    </w:p>
+    <w:p>
+      <w:pPr>
+        <w:jc w:val="both"/>
+      </w:pPr>
+      <w:r>
+        <w:t>In figure 7, I preform dynamic typing, initial</w:t>
+      </w:r>
+      <w:r>
+        <w:t>ly dog is a int type, but later I change it to a string type.</w:t>
+      </w:r>
+    </w:p>
+    <w:p>
+      <w:pPr>
+        <w:pStyle w:val="Heading2"/>
+      </w:pPr>
+      <w:bookmarkStart w:id="23" w:name="_Toc215029523"/>
+      <w:r>
+        <w:t>Arithmetic Operators – Precedence</w:t>
+      </w:r>
+      <w:bookmarkEnd w:id="23"/>
+    </w:p>
+    <w:p>
+      <w:r>
+        <w:t xml:space="preserve">In figure 8, the result is changed by adding brackets which changes the precedence of how the result is calculated. For 10 * 2 + 3 * 5, the multiplications are first carried out than the </w:t>
+      </w:r>
+      <w:r>
+        <w:t>addition,</w:t>
+      </w:r>
+      <w:r>
+        <w:t xml:space="preserve"> so I get 20 + 15 then when we add this and get 35. For 10 * (2 + 3) * 5, the addition in the brackets is carried out first so I get</w:t>
+      </w:r>
+      <w:r>
+        <w:t xml:space="preserve"> 10 * 5 * 5, then I multiply and get 50 * 5 and 1 last multiplication gives 250. This proves precedence is important for how python performs calculations.</w:t>
+      </w:r>
+    </w:p>
+    <w:p>
+      <w:pPr>
+        <w:pStyle w:val="Heading2"/>
+      </w:pPr>
+      <w:bookmarkStart w:id="24" w:name="_Toc215029524"/>
+      <w:r>
+        <w:t xml:space="preserve">Arithmetic Operators – </w:t>
+      </w:r>
+      <w:r>
+        <w:t>Mixing types</w:t>
+      </w:r>
+      <w:bookmarkEnd w:id="24"/>
+    </w:p>
+    <w:p>
+      <w:pPr>
+        <w:jc w:val="both"/>
+      </w:pPr>
+      <w:r>
+        <w:t xml:space="preserve">In figure 9, </w:t>
+      </w:r>
+      <w:r>
+        <w:t>I</w:t>
+      </w:r>
+      <w:r>
+        <w:t xml:space="preserve"> see the result of trying to add a float type to a string type, this results in an error message saying you can only concatenate str (not float) to str.</w:t>
+      </w:r>
+    </w:p>
+    <w:p>
+      <w:pPr>
+        <w:pStyle w:val="Heading2"/>
+      </w:pPr>
+      <w:r>
+        <w:t xml:space="preserve">Arithmetic Operators – </w:t>
+      </w:r>
+      <w:r>
+        <w:t>M</w:t>
+      </w:r>
+      <w:r>
+        <w:t>odulus and Floor Division</w:t>
+      </w:r>
+    </w:p>
+    <w:p>
+      <w:r>
+        <w:t>In figure 10, I have the results for performing 3 different operations. The first one is ordinary division and uses /, the second is modulus which returns the remainder from division i.e. the bit left over it is performed using %. The 3</w:t>
+      </w:r>
+      <w:r>
+        <w:rPr>
+          <w:vertAlign w:val="superscript"/>
+        </w:rPr>
+        <w:t>rd</w:t>
+      </w:r>
+      <w:r>
         <w:t xml:space="preserve"> is floor division, which first divides and then the result is rounded down to the nearest whole number integer.</w:t>
       </w:r>
     </w:p>
@@ -4659,7 +4727,6 @@
         <w:pStyle w:val="Heading2"/>
       </w:pPr>
       <w:r>
-        <w:lastRenderedPageBreak/>
         <w:t xml:space="preserve">Logical and Boolean </w:t>
       </w:r>
       <w:r>
@@ -4699,15 +4766,7 @@
         <w:t xml:space="preserve"> called</w:t>
       </w:r>
       <w:r>
-        <w:t xml:space="preserve"> a and then print it out, </w:t>
-      </w:r>
-      <w:proofErr w:type="gramStart"/>
-      <w:r>
-        <w:t>it can be seen that the</w:t>
-      </w:r>
-      <w:proofErr w:type="gramEnd"/>
-      <w:r>
-        <w:t xml:space="preserve"> result is 3 which is correct.</w:t>
+        <w:t xml:space="preserve"> a and then print it out, it can be seen that the result is 3 which is correct.</w:t>
       </w:r>
     </w:p>
     <w:p>
@@ -4757,15 +4816,8 @@
         </w:numPr>
       </w:pPr>
       <w:r>
-        <w:t xml:space="preserve">For </w:t>
-      </w:r>
-      <w:proofErr w:type="gramStart"/>
-      <w:r>
-        <w:t>a[</w:t>
-      </w:r>
-      <w:proofErr w:type="gramEnd"/>
-      <w:r>
-        <w:t xml:space="preserve">0:4:1] – the result is </w:t>
+        <w:lastRenderedPageBreak/>
+        <w:t xml:space="preserve">For a[0:4:1] – the result is </w:t>
       </w:r>
       <w:proofErr w:type="spellStart"/>
       <w:r>
@@ -4782,15 +4834,7 @@
         </w:numPr>
       </w:pPr>
       <w:r>
-        <w:t xml:space="preserve">For </w:t>
-      </w:r>
-      <w:proofErr w:type="gramStart"/>
-      <w:r>
-        <w:t>a[</w:t>
-      </w:r>
-      <w:proofErr w:type="gramEnd"/>
-      <w:r>
-        <w:t>-1:-5:-1] – the result is !</w:t>
+        <w:t>For a[-1:-5:-1] – the result is !</w:t>
       </w:r>
       <w:proofErr w:type="spellStart"/>
       <w:r>
@@ -4807,15 +4851,7 @@
         </w:numPr>
       </w:pPr>
       <w:r>
-        <w:t xml:space="preserve">For </w:t>
-      </w:r>
-      <w:proofErr w:type="gramStart"/>
-      <w:r>
-        <w:t>a[</w:t>
-      </w:r>
-      <w:proofErr w:type="gramEnd"/>
-      <w:r>
-        <w:t xml:space="preserve">5] the result is </w:t>
+        <w:t xml:space="preserve">For a[5] the result is </w:t>
       </w:r>
       <w:proofErr w:type="spellStart"/>
       <w:r>
@@ -4873,185 +4909,412 @@
     <w:bookmarkEnd w:id="25"/>
     <w:p>
       <w:r>
-        <w:t xml:space="preserve">Figure 19 has the results for using escape sequences I see the default operation of the print function is to use a newline at the end, this can be turned off by using end = </w:t>
-      </w:r>
-      <w:proofErr w:type="gramStart"/>
-      <w:r>
-        <w:t>“ “</w:t>
-      </w:r>
-      <w:proofErr w:type="gramEnd"/>
-      <w:r>
-        <w:t xml:space="preserve"> in the print function. </w:t>
-      </w:r>
-      <w:proofErr w:type="gramStart"/>
-      <w:r>
-        <w:t>Finally</w:t>
-      </w:r>
-      <w:proofErr w:type="gramEnd"/>
+        <w:t xml:space="preserve">Figure 19 has the results for using escape sequences I see the default operation of the print function is to use a newline at the end, this can be turned off by using end = “ “ in the print function. Finally </w:t>
+      </w:r>
+      <w:r>
+        <w:t>I</w:t>
+      </w:r>
+      <w:r>
+        <w:t xml:space="preserve"> can add a newline by using the escape sequence </w:t>
+      </w:r>
+      <w:r>
+        <w:t>\n</w:t>
+      </w:r>
+      <w:r>
+        <w:t xml:space="preserve"> in the string.</w:t>
+      </w:r>
+    </w:p>
+    <w:p>
+      <w:pPr>
+        <w:pStyle w:val="Heading2"/>
+      </w:pPr>
+      <w:r>
+        <w:t>Coding with Strings – String Functions</w:t>
+      </w:r>
+    </w:p>
+    <w:p>
+      <w:r>
+        <w:t xml:space="preserve">Figure 20 shows the results of various string functions, it shows the length of the string passed to the </w:t>
+      </w:r>
+      <w:proofErr w:type="spellStart"/>
+      <w:r>
+        <w:t>len</w:t>
+      </w:r>
+      <w:proofErr w:type="spellEnd"/>
+      <w:r>
+        <w:t xml:space="preserve"> function is 39. It then takes the original string all converts it to all uppercase and lowercase. Using the strip function its default is to strip whitespace, finally I use strip to remove brackets ( and ) by passing it to the strip function.</w:t>
+      </w:r>
+    </w:p>
+    <w:p>
+      <w:pPr>
+        <w:pStyle w:val="Heading1"/>
+      </w:pPr>
+      <w:r>
+        <w:t>Documentation</w:t>
+      </w:r>
+    </w:p>
+    <w:p>
+      <w:r>
+        <w:t>Figure 21 shows the result for calling help(int), it is the associated Docstring for the int class.</w:t>
+      </w:r>
+    </w:p>
+    <w:p>
+      <w:r>
+        <w:t xml:space="preserve">Figure 22 shows the result for calling </w:t>
+      </w:r>
+      <w:proofErr w:type="spellStart"/>
+      <w:r>
+        <w:t>dir</w:t>
+      </w:r>
+      <w:proofErr w:type="spellEnd"/>
+      <w:r>
+        <w:t>(int), it is the associated directory, we can see all the properties of int, one of the properties is __doc__ which is the associated doc string.</w:t>
+      </w:r>
+    </w:p>
+    <w:p>
+      <w:r>
+        <w:t xml:space="preserve">Figure 23 shows the docstring for a function I wrote called </w:t>
+      </w:r>
+      <w:proofErr w:type="spellStart"/>
+      <w:r>
+        <w:t>hello_world</w:t>
+      </w:r>
+      <w:proofErr w:type="spellEnd"/>
+      <w:r>
+        <w:t>, I can see the docstring I wrote in between the “”” is echoed to the screen when I call help(</w:t>
+      </w:r>
+      <w:proofErr w:type="spellStart"/>
+      <w:r>
+        <w:t>hello_world</w:t>
+      </w:r>
+      <w:proofErr w:type="spellEnd"/>
+      <w:r>
+        <w:t>).</w:t>
+      </w:r>
+    </w:p>
+    <w:p>
+      <w:pPr>
+        <w:pStyle w:val="Heading1"/>
+      </w:pPr>
+      <w:r>
+        <w:t>Data Structures</w:t>
+      </w:r>
+    </w:p>
+    <w:p>
+      <w:pPr>
+        <w:pStyle w:val="Heading2"/>
+      </w:pPr>
+      <w:r>
+        <w:t>Data Structures</w:t>
+      </w:r>
+      <w:r>
+        <w:t xml:space="preserve"> – </w:t>
+      </w:r>
+      <w:r>
+        <w:t>List</w:t>
+      </w:r>
+    </w:p>
+    <w:p>
+      <w:r>
+        <w:t>Figure 24 shows</w:t>
+      </w:r>
+      <w:r>
+        <w:t xml:space="preserve"> the results for 6 snippets of code. The first snippet displays the length of the list, which is the number of elements in it. Then I slice some elements from the middle of list and finally take an element from the end</w:t>
+      </w:r>
+    </w:p>
+    <w:p>
+      <w:r>
+        <w:t xml:space="preserve">In the next bit of code, I concatenated two lists to get one </w:t>
+      </w:r>
+      <w:r>
+        <w:t xml:space="preserve">big </w:t>
+      </w:r>
+      <w:r>
+        <w:t>list made up of the elements from these two lists</w:t>
+      </w:r>
+    </w:p>
+    <w:p>
+      <w:r>
+        <w:t>The 3</w:t>
+      </w:r>
+      <w:r>
+        <w:rPr>
+          <w:vertAlign w:val="superscript"/>
+        </w:rPr>
+        <w:t>rd</w:t>
+      </w:r>
+      <w:r>
+        <w:t xml:space="preserve"> bit of example code, makes a new list by nesting of two lists. So we have a list with 2 elements which are also lists in it.</w:t>
+      </w:r>
+    </w:p>
+    <w:p>
+      <w:r>
+        <w:t>The 4</w:t>
+      </w:r>
+      <w:r>
+        <w:rPr>
+          <w:vertAlign w:val="superscript"/>
+        </w:rPr>
+        <w:t>th</w:t>
+      </w:r>
+      <w:r>
+        <w:t xml:space="preserve"> bit of code, changes the 2</w:t>
+      </w:r>
+      <w:r>
+        <w:rPr>
+          <w:vertAlign w:val="superscript"/>
+        </w:rPr>
+        <w:t>nd</w:t>
+      </w:r>
+      <w:r>
+        <w:t xml:space="preserve"> element which was the string “Fish” to the string “Chips”</w:t>
+      </w:r>
+    </w:p>
+    <w:p>
+      <w:r>
+        <w:t>The 5</w:t>
+      </w:r>
+      <w:r>
+        <w:rPr>
+          <w:vertAlign w:val="superscript"/>
+        </w:rPr>
+        <w:t>th</w:t>
+      </w:r>
+      <w:r>
+        <w:t xml:space="preserve"> bit of code, appends an element to the end of the list</w:t>
+      </w:r>
+    </w:p>
+    <w:p>
+      <w:r>
+        <w:t>The final 6</w:t>
+      </w:r>
+      <w:r>
+        <w:rPr>
+          <w:vertAlign w:val="superscript"/>
+        </w:rPr>
+        <w:t>th</w:t>
+      </w:r>
+      <w:r>
+        <w:t xml:space="preserve"> bit of code, declares a string which has data separated by commas, to extract the data we use the string split function to separate data with commas.</w:t>
+      </w:r>
+    </w:p>
+    <w:p/>
+    <w:p>
+      <w:pPr>
+        <w:pStyle w:val="Heading2"/>
+      </w:pPr>
+      <w:r>
+        <w:lastRenderedPageBreak/>
+        <w:t xml:space="preserve">Data Structures – </w:t>
+      </w:r>
+      <w:r>
+        <w:t>Tuples</w:t>
+      </w:r>
+    </w:p>
+    <w:p>
+      <w:r>
+        <w:t>Figure 25 shows the result for tuples code, we create a list using [] brackets and a tuple using () brackets, then we print what type they are and it show the list as a list and the tuple as a tuple. Then we add the element “one” into the tuple, noting there was a one before, so when we perform the count we get a result of 2, when we perform index we get the first location of where one occurs which is the 0</w:t>
+      </w:r>
+      <w:r>
+        <w:rPr>
+          <w:vertAlign w:val="superscript"/>
+        </w:rPr>
+        <w:t>th</w:t>
+      </w:r>
+      <w:r>
+        <w:t xml:space="preserve"> element. </w:t>
+      </w:r>
+    </w:p>
+    <w:p>
+      <w:pPr>
+        <w:pStyle w:val="Heading2"/>
+      </w:pPr>
+      <w:r>
+        <w:t>Data Structures – Dictionaries</w:t>
+      </w:r>
+    </w:p>
+    <w:p>
+      <w:r>
+        <w:t>Figure 26</w:t>
+      </w:r>
+      <w:r>
+        <w:t xml:space="preserve"> shows the result of the various operations performed on a dictionary</w:t>
+      </w:r>
+      <w:r>
+        <w:t xml:space="preserve">, I can see the result of printing out the Occupation key displays the value Rocket Scientist. I add a new key Salary with a value Not Enough, and finally I change the value for the key </w:t>
+      </w:r>
+      <w:r>
+        <w:t>Occupation</w:t>
+      </w:r>
+      <w:r>
+        <w:t xml:space="preserve"> to Brain Surgeon.</w:t>
+      </w:r>
+    </w:p>
+    <w:p>
+      <w:pPr>
+        <w:pStyle w:val="ListParagraph"/>
+        <w:numPr>
+          <w:ilvl w:val="1"/>
+          <w:numId w:val="7"/>
+        </w:numPr>
+      </w:pPr>
+      <w:proofErr w:type="spellStart"/>
+      <w:r>
+        <w:t>my_dictionary.keys</w:t>
+      </w:r>
+      <w:proofErr w:type="spellEnd"/>
+      <w:r>
+        <w:t xml:space="preserve">() – returns all the </w:t>
+      </w:r>
+      <w:r>
+        <w:t xml:space="preserve">keys of </w:t>
+      </w:r>
+      <w:proofErr w:type="spellStart"/>
+      <w:r>
+        <w:t>my_dictionary</w:t>
+      </w:r>
+      <w:proofErr w:type="spellEnd"/>
+      <w:r>
+        <w:t>.</w:t>
+      </w:r>
+    </w:p>
+    <w:p>
+      <w:pPr>
+        <w:pStyle w:val="ListParagraph"/>
+        <w:numPr>
+          <w:ilvl w:val="1"/>
+          <w:numId w:val="7"/>
+        </w:numPr>
+      </w:pPr>
+      <w:proofErr w:type="spellStart"/>
+      <w:r>
+        <w:t>my_dictionary.values</w:t>
+      </w:r>
+      <w:proofErr w:type="spellEnd"/>
+      <w:r>
+        <w:t xml:space="preserve">() – returns all the </w:t>
+      </w:r>
+      <w:r>
+        <w:t xml:space="preserve">values in </w:t>
+      </w:r>
+      <w:proofErr w:type="spellStart"/>
+      <w:r>
+        <w:t>my_dictionar</w:t>
+      </w:r>
+      <w:r>
+        <w:t>y</w:t>
+      </w:r>
+      <w:proofErr w:type="spellEnd"/>
+      <w:r>
+        <w:t>.</w:t>
+      </w:r>
+    </w:p>
+    <w:p>
+      <w:pPr>
+        <w:pStyle w:val="ListParagraph"/>
+        <w:numPr>
+          <w:ilvl w:val="1"/>
+          <w:numId w:val="7"/>
+        </w:numPr>
+      </w:pPr>
+      <w:proofErr w:type="spellStart"/>
+      <w:r>
+        <w:t>my_dictionary.items</w:t>
+      </w:r>
+      <w:proofErr w:type="spellEnd"/>
+      <w:r>
+        <w:t xml:space="preserve">() – returns all the items that is the </w:t>
+      </w:r>
+      <w:r>
+        <w:t>key value pairs.</w:t>
+      </w:r>
+    </w:p>
+    <w:p>
+      <w:pPr>
+        <w:pStyle w:val="Heading2"/>
+      </w:pPr>
+      <w:r>
+        <w:t xml:space="preserve">Data Structures – </w:t>
+      </w:r>
+      <w:r>
+        <w:t>Sets</w:t>
+      </w:r>
+    </w:p>
+    <w:p/>
+    <w:p>
+      <w:pPr>
+        <w:pStyle w:val="Heading1"/>
+      </w:pPr>
+      <w:bookmarkStart w:id="26" w:name="_Toc215029525"/>
+      <w:r>
+        <w:t>Conclusions</w:t>
+      </w:r>
+      <w:bookmarkEnd w:id="26"/>
+    </w:p>
+    <w:p>
+      <w:pPr>
+        <w:jc w:val="both"/>
+      </w:pPr>
+      <w:r>
+        <w:t xml:space="preserve">It should be confirmed if the aims have been met, based on the results or testing. </w:t>
+      </w:r>
+      <w:r>
+        <w:t>E</w:t>
+      </w:r>
+      <w:r>
+        <w:t>vidence of independent research should be provided</w:t>
+      </w:r>
+      <w:r>
+        <w:t xml:space="preserve"> and cited from the text</w:t>
+      </w:r>
+      <w:r>
+        <w:t>. The conclusion should show an understanding of why the work was significant.</w:t>
+      </w:r>
       <w:r>
         <w:t xml:space="preserve"> </w:t>
       </w:r>
       <w:r>
-        <w:t>I</w:t>
-      </w:r>
-      <w:r>
-        <w:t xml:space="preserve"> can add a newline by using the escape sequence </w:t>
-      </w:r>
-      <w:r>
-        <w:t>\n</w:t>
-      </w:r>
-      <w:r>
-        <w:t xml:space="preserve"> in the string.</w:t>
-      </w:r>
-    </w:p>
-    <w:p>
-      <w:pPr>
-        <w:pStyle w:val="Heading2"/>
-      </w:pPr>
-      <w:r>
-        <w:t>Coding with Strings – String Functions</w:t>
-      </w:r>
-    </w:p>
-    <w:p>
-      <w:r>
-        <w:t xml:space="preserve">Figure 20 shows the results of various string </w:t>
-      </w:r>
-      <w:proofErr w:type="gramStart"/>
-      <w:r>
-        <w:t>functions,</w:t>
-      </w:r>
-      <w:proofErr w:type="gramEnd"/>
-      <w:r>
-        <w:t xml:space="preserve"> it shows the length of the string passed to the </w:t>
-      </w:r>
+        <w:t>Most marks go for the conclusion, t</w:t>
+      </w:r>
+      <w:r>
+        <w:t>his section should be substantial.</w:t>
+      </w:r>
+    </w:p>
+    <w:p>
+      <w:pPr>
+        <w:jc w:val="both"/>
+      </w:pPr>
+      <w:r>
+        <w:t>ASCII</w:t>
+      </w:r>
+    </w:p>
+    <w:p>
+      <w:pPr>
+        <w:jc w:val="both"/>
+      </w:pPr>
+      <w:r>
+        <w:t>Docstrings</w:t>
+      </w:r>
+    </w:p>
+    <w:p>
+      <w:pPr>
+        <w:jc w:val="both"/>
+      </w:pPr>
       <w:proofErr w:type="spellStart"/>
       <w:r>
-        <w:t>len</w:t>
+        <w:t>Datastructs</w:t>
       </w:r>
       <w:proofErr w:type="spellEnd"/>
       <w:r>
-        <w:t xml:space="preserve"> function is 39. It then takes the original string all converts it to all uppercase and lowercase. Using the strip function its default is to strip whitespace, finally I use strip to remove brackets </w:t>
-      </w:r>
-      <w:proofErr w:type="gramStart"/>
-      <w:r>
-        <w:t>( and</w:t>
-      </w:r>
-      <w:proofErr w:type="gramEnd"/>
-      <w:r>
-        <w:t xml:space="preserve"> ) by passing it to the strip function.</w:t>
-      </w:r>
-    </w:p>
-    <w:p>
-      <w:pPr>
-        <w:pStyle w:val="Heading1"/>
-      </w:pPr>
-      <w:r>
-        <w:t>Documentation</w:t>
-      </w:r>
-    </w:p>
-    <w:p>
-      <w:r>
-        <w:t>Figure 21 shows the result for calling help(int), it is the associated Docstring for the int class.</w:t>
-      </w:r>
-    </w:p>
-    <w:p>
-      <w:r>
-        <w:t xml:space="preserve">Figure 22 shows the result for calling </w:t>
+        <w:t xml:space="preserve"> – list, tuples, </w:t>
       </w:r>
       <w:proofErr w:type="spellStart"/>
       <w:r>
-        <w:t>dir</w:t>
+        <w:t>dicts</w:t>
       </w:r>
       <w:proofErr w:type="spellEnd"/>
       <w:r>
-        <w:t>(int), it is the associated directory, we can see all the properties of int, one of the properties is __doc__ which is the associated doc string.</w:t>
-      </w:r>
-    </w:p>
-    <w:p>
-      <w:r>
-        <w:t xml:space="preserve">Figure 23 shows the docstring for a function I wrote called </w:t>
-      </w:r>
-      <w:proofErr w:type="spellStart"/>
-      <w:r>
-        <w:t>hello_world</w:t>
-      </w:r>
-      <w:proofErr w:type="spellEnd"/>
-      <w:r>
-        <w:t>, I can see the docstring I wrote in between the “”” is echoed to the screen when I call help(</w:t>
-      </w:r>
-      <w:proofErr w:type="spellStart"/>
-      <w:r>
-        <w:t>hello_world</w:t>
-      </w:r>
-      <w:proofErr w:type="spellEnd"/>
-      <w:r>
-        <w:t>).</w:t>
-      </w:r>
-    </w:p>
-    <w:p>
-      <w:pPr>
-        <w:pStyle w:val="Heading1"/>
-      </w:pPr>
-      <w:r>
-        <w:t>Data Structures</w:t>
-      </w:r>
-    </w:p>
-    <w:p/>
-    <w:p/>
-    <w:p>
-      <w:pPr>
-        <w:pStyle w:val="Heading1"/>
-      </w:pPr>
-      <w:bookmarkStart w:id="26" w:name="_Toc215029525"/>
-      <w:r>
-        <w:lastRenderedPageBreak/>
-        <w:t>Conclusions</w:t>
-      </w:r>
-      <w:bookmarkEnd w:id="26"/>
-    </w:p>
-    <w:p>
-      <w:pPr>
-        <w:jc w:val="both"/>
-      </w:pPr>
-      <w:r>
-        <w:t xml:space="preserve">It should be confirmed if the aims have been met, based on the results or testing. </w:t>
-      </w:r>
-      <w:r>
-        <w:t>E</w:t>
-      </w:r>
-      <w:r>
-        <w:t>vidence of independent research should be provided</w:t>
-      </w:r>
-      <w:r>
-        <w:t xml:space="preserve"> and cited from the text</w:t>
-      </w:r>
-      <w:r>
-        <w:t>. The conclusion should show an understanding of why the work was significant.</w:t>
-      </w:r>
-      <w:r>
-        <w:t xml:space="preserve"> </w:t>
-      </w:r>
-      <w:r>
-        <w:t>Most marks go for the conclusion, t</w:t>
-      </w:r>
-      <w:r>
-        <w:t>his section should be substantial.</w:t>
-      </w:r>
-    </w:p>
-    <w:p>
-      <w:pPr>
-        <w:jc w:val="both"/>
-      </w:pPr>
-      <w:r>
-        <w:t>ASCII</w:t>
-      </w:r>
-    </w:p>
-    <w:p>
-      <w:pPr>
-        <w:jc w:val="both"/>
-      </w:pPr>
-      <w:r>
-        <w:t>Docstrings</w:t>
+        <w:t xml:space="preserve"> and sets</w:t>
       </w:r>
     </w:p>
     <w:p>
@@ -5105,6 +5368,7 @@
         <w:jc w:val="both"/>
       </w:pPr>
       <w:r>
+        <w:lastRenderedPageBreak/>
         <w:drawing>
           <wp:inline distT="0" distB="0" distL="0" distR="0" wp14:anchorId="4F7DA1AC" wp14:editId="7C674304">
             <wp:extent cx="5731510" cy="3063875"/>
@@ -5185,7 +5449,6 @@
         <w:keepNext/>
       </w:pPr>
       <w:r>
-        <w:lastRenderedPageBreak/>
         <w:drawing>
           <wp:inline distT="0" distB="0" distL="0" distR="0" wp14:anchorId="1F664F79" wp14:editId="3D9983B1">
             <wp:extent cx="5731510" cy="3063875"/>
@@ -5453,11 +5716,9 @@
             <w:hideMark/>
           </w:tcPr>
           <w:p>
-            <w:proofErr w:type="gramStart"/>
             <w:r>
               <w:t>finally</w:t>
             </w:r>
-            <w:proofErr w:type="gramEnd"/>
           </w:p>
         </w:tc>
         <w:tc>
@@ -5627,6 +5888,7 @@
           </w:tcPr>
           <w:p>
             <w:r>
+              <w:lastRenderedPageBreak/>
               <w:t>assert</w:t>
             </w:r>
           </w:p>
@@ -5792,7 +6054,6 @@
         <w:keepNext/>
       </w:pPr>
       <w:r>
-        <w:lastRenderedPageBreak/>
         <w:drawing>
           <wp:inline distT="0" distB="0" distL="0" distR="0" wp14:anchorId="775B9FAD" wp14:editId="4FC00464">
             <wp:extent cx="5731510" cy="3063875"/>
@@ -6029,15 +6290,7 @@
         <w:fldChar w:fldCharType="end"/>
       </w:r>
       <w:r>
-        <w:t xml:space="preserve"> - </w:t>
-      </w:r>
-      <w:proofErr w:type="gramStart"/>
-      <w:r>
-        <w:t>None</w:t>
-      </w:r>
-      <w:proofErr w:type="gramEnd"/>
-      <w:r>
-        <w:t xml:space="preserve"> keyword</w:t>
+        <w:t xml:space="preserve"> - None keyword</w:t>
       </w:r>
       <w:bookmarkEnd w:id="34"/>
     </w:p>
@@ -7429,11 +7682,331 @@
         <w:t>Docstring help</w:t>
       </w:r>
     </w:p>
+    <w:p>
+      <w:pPr>
+        <w:keepNext/>
+      </w:pPr>
+      <w:r>
+        <w:rPr>
+          <w:noProof/>
+        </w:rPr>
+        <w:drawing>
+          <wp:inline distT="0" distB="0" distL="0" distR="0" wp14:anchorId="0A80BE15" wp14:editId="425A8974">
+            <wp:extent cx="5731510" cy="3582035"/>
+            <wp:effectExtent l="0" t="0" r="2540" b="0"/>
+            <wp:docPr id="1848741048" name="Picture 1" descr="A computer screen with a black screen&#10;&#10;AI-generated content may be incorrect."/>
+            <wp:cNvGraphicFramePr>
+              <a:graphicFrameLocks xmlns:a="http://schemas.openxmlformats.org/drawingml/2006/main" noChangeAspect="1"/>
+            </wp:cNvGraphicFramePr>
+            <a:graphic xmlns:a="http://schemas.openxmlformats.org/drawingml/2006/main">
+              <a:graphicData uri="http://schemas.openxmlformats.org/drawingml/2006/picture">
+                <pic:pic xmlns:pic="http://schemas.openxmlformats.org/drawingml/2006/picture">
+                  <pic:nvPicPr>
+                    <pic:cNvPr id="1848741048" name="Picture 1" descr="A computer screen with a black screen&#10;&#10;AI-generated content may be incorrect."/>
+                    <pic:cNvPicPr/>
+                  </pic:nvPicPr>
+                  <pic:blipFill>
+                    <a:blip r:embed="rId32"/>
+                    <a:stretch>
+                      <a:fillRect/>
+                    </a:stretch>
+                  </pic:blipFill>
+                  <pic:spPr>
+                    <a:xfrm>
+                      <a:off x="0" y="0"/>
+                      <a:ext cx="5731510" cy="3582035"/>
+                    </a:xfrm>
+                    <a:prstGeom prst="rect">
+                      <a:avLst/>
+                    </a:prstGeom>
+                  </pic:spPr>
+                </pic:pic>
+              </a:graphicData>
+            </a:graphic>
+          </wp:inline>
+        </w:drawing>
+      </w:r>
+    </w:p>
+    <w:p>
+      <w:pPr>
+        <w:pStyle w:val="Caption"/>
+        <w:jc w:val="center"/>
+      </w:pPr>
+      <w:r>
+        <w:t xml:space="preserve">Figure </w:t>
+      </w:r>
+      <w:r>
+        <w:fldChar w:fldCharType="begin"/>
+      </w:r>
+      <w:r>
+        <w:instrText xml:space="preserve"> SEQ Figure \* ARABIC </w:instrText>
+      </w:r>
+      <w:r>
+        <w:fldChar w:fldCharType="separate"/>
+      </w:r>
+      <w:r>
+        <w:rPr>
+          <w:noProof/>
+        </w:rPr>
+        <w:t>24</w:t>
+      </w:r>
+      <w:r>
+        <w:fldChar w:fldCharType="end"/>
+      </w:r>
+      <w:r>
+        <w:t xml:space="preserve"> </w:t>
+      </w:r>
+      <w:r>
+        <w:t>–</w:t>
+      </w:r>
+      <w:r>
+        <w:t xml:space="preserve"> Lists</w:t>
+      </w:r>
+    </w:p>
+    <w:p>
+      <w:pPr>
+        <w:keepNext/>
+      </w:pPr>
+      <w:r>
+        <w:rPr>
+          <w:noProof/>
+        </w:rPr>
+        <w:lastRenderedPageBreak/>
+        <w:drawing>
+          <wp:inline distT="0" distB="0" distL="0" distR="0" wp14:anchorId="777D016F" wp14:editId="36EB6AAF">
+            <wp:extent cx="5731510" cy="3582035"/>
+            <wp:effectExtent l="0" t="0" r="2540" b="0"/>
+            <wp:docPr id="563924086" name="Picture 1" descr="A computer screen with a black screen&#10;&#10;AI-generated content may be incorrect."/>
+            <wp:cNvGraphicFramePr>
+              <a:graphicFrameLocks xmlns:a="http://schemas.openxmlformats.org/drawingml/2006/main" noChangeAspect="1"/>
+            </wp:cNvGraphicFramePr>
+            <a:graphic xmlns:a="http://schemas.openxmlformats.org/drawingml/2006/main">
+              <a:graphicData uri="http://schemas.openxmlformats.org/drawingml/2006/picture">
+                <pic:pic xmlns:pic="http://schemas.openxmlformats.org/drawingml/2006/picture">
+                  <pic:nvPicPr>
+                    <pic:cNvPr id="563924086" name="Picture 1" descr="A computer screen with a black screen&#10;&#10;AI-generated content may be incorrect."/>
+                    <pic:cNvPicPr/>
+                  </pic:nvPicPr>
+                  <pic:blipFill>
+                    <a:blip r:embed="rId33"/>
+                    <a:stretch>
+                      <a:fillRect/>
+                    </a:stretch>
+                  </pic:blipFill>
+                  <pic:spPr>
+                    <a:xfrm>
+                      <a:off x="0" y="0"/>
+                      <a:ext cx="5731510" cy="3582035"/>
+                    </a:xfrm>
+                    <a:prstGeom prst="rect">
+                      <a:avLst/>
+                    </a:prstGeom>
+                  </pic:spPr>
+                </pic:pic>
+              </a:graphicData>
+            </a:graphic>
+          </wp:inline>
+        </w:drawing>
+      </w:r>
+    </w:p>
+    <w:p>
+      <w:pPr>
+        <w:pStyle w:val="Caption"/>
+        <w:jc w:val="center"/>
+      </w:pPr>
+      <w:r>
+        <w:t xml:space="preserve">Figure </w:t>
+      </w:r>
+      <w:r>
+        <w:fldChar w:fldCharType="begin"/>
+      </w:r>
+      <w:r>
+        <w:instrText xml:space="preserve"> SEQ Figure \* ARABIC </w:instrText>
+      </w:r>
+      <w:r>
+        <w:fldChar w:fldCharType="separate"/>
+      </w:r>
+      <w:r>
+        <w:rPr>
+          <w:noProof/>
+        </w:rPr>
+        <w:t>25</w:t>
+      </w:r>
+      <w:r>
+        <w:fldChar w:fldCharType="end"/>
+      </w:r>
+      <w:r>
+        <w:t xml:space="preserve"> </w:t>
+      </w:r>
+      <w:r>
+        <w:t>–</w:t>
+      </w:r>
+      <w:r>
+        <w:t xml:space="preserve"> Tuples</w:t>
+      </w:r>
+    </w:p>
     <w:p/>
+    <w:p>
+      <w:pPr>
+        <w:keepNext/>
+      </w:pPr>
+      <w:r>
+        <w:rPr>
+          <w:noProof/>
+        </w:rPr>
+        <w:drawing>
+          <wp:inline distT="0" distB="0" distL="0" distR="0" wp14:anchorId="44901558" wp14:editId="0BCBDFE3">
+            <wp:extent cx="5731510" cy="3582035"/>
+            <wp:effectExtent l="0" t="0" r="2540" b="0"/>
+            <wp:docPr id="463185444" name="Picture 1" descr="A computer screen with a black screen&#10;&#10;AI-generated content may be incorrect."/>
+            <wp:cNvGraphicFramePr>
+              <a:graphicFrameLocks xmlns:a="http://schemas.openxmlformats.org/drawingml/2006/main" noChangeAspect="1"/>
+            </wp:cNvGraphicFramePr>
+            <a:graphic xmlns:a="http://schemas.openxmlformats.org/drawingml/2006/main">
+              <a:graphicData uri="http://schemas.openxmlformats.org/drawingml/2006/picture">
+                <pic:pic xmlns:pic="http://schemas.openxmlformats.org/drawingml/2006/picture">
+                  <pic:nvPicPr>
+                    <pic:cNvPr id="463185444" name="Picture 1" descr="A computer screen with a black screen&#10;&#10;AI-generated content may be incorrect."/>
+                    <pic:cNvPicPr/>
+                  </pic:nvPicPr>
+                  <pic:blipFill>
+                    <a:blip r:embed="rId34"/>
+                    <a:stretch>
+                      <a:fillRect/>
+                    </a:stretch>
+                  </pic:blipFill>
+                  <pic:spPr>
+                    <a:xfrm>
+                      <a:off x="0" y="0"/>
+                      <a:ext cx="5731510" cy="3582035"/>
+                    </a:xfrm>
+                    <a:prstGeom prst="rect">
+                      <a:avLst/>
+                    </a:prstGeom>
+                  </pic:spPr>
+                </pic:pic>
+              </a:graphicData>
+            </a:graphic>
+          </wp:inline>
+        </w:drawing>
+      </w:r>
+    </w:p>
+    <w:p>
+      <w:pPr>
+        <w:pStyle w:val="Caption"/>
+        <w:jc w:val="center"/>
+      </w:pPr>
+      <w:r>
+        <w:t xml:space="preserve">Figure </w:t>
+      </w:r>
+      <w:r>
+        <w:fldChar w:fldCharType="begin"/>
+      </w:r>
+      <w:r>
+        <w:instrText xml:space="preserve"> SEQ Figure \* ARABIC </w:instrText>
+      </w:r>
+      <w:r>
+        <w:fldChar w:fldCharType="separate"/>
+      </w:r>
+      <w:r>
+        <w:rPr>
+          <w:noProof/>
+        </w:rPr>
+        <w:t>26</w:t>
+      </w:r>
+      <w:r>
+        <w:fldChar w:fldCharType="end"/>
+      </w:r>
+      <w:r>
+        <w:t xml:space="preserve"> </w:t>
+      </w:r>
+      <w:r>
+        <w:t>–</w:t>
+      </w:r>
+      <w:r>
+        <w:t xml:space="preserve"> Dictionaries</w:t>
+      </w:r>
+    </w:p>
+    <w:p>
+      <w:pPr>
+        <w:keepNext/>
+      </w:pPr>
+      <w:r>
+        <w:rPr>
+          <w:noProof/>
+        </w:rPr>
+        <w:lastRenderedPageBreak/>
+        <w:drawing>
+          <wp:inline distT="0" distB="0" distL="0" distR="0" wp14:anchorId="0A6E651E" wp14:editId="108A19FD">
+            <wp:extent cx="5731510" cy="3582035"/>
+            <wp:effectExtent l="0" t="0" r="2540" b="0"/>
+            <wp:docPr id="350878386" name="Picture 1" descr="A computer screen shot of a black screen&#10;&#10;AI-generated content may be incorrect."/>
+            <wp:cNvGraphicFramePr>
+              <a:graphicFrameLocks xmlns:a="http://schemas.openxmlformats.org/drawingml/2006/main" noChangeAspect="1"/>
+            </wp:cNvGraphicFramePr>
+            <a:graphic xmlns:a="http://schemas.openxmlformats.org/drawingml/2006/main">
+              <a:graphicData uri="http://schemas.openxmlformats.org/drawingml/2006/picture">
+                <pic:pic xmlns:pic="http://schemas.openxmlformats.org/drawingml/2006/picture">
+                  <pic:nvPicPr>
+                    <pic:cNvPr id="350878386" name="Picture 1" descr="A computer screen shot of a black screen&#10;&#10;AI-generated content may be incorrect."/>
+                    <pic:cNvPicPr/>
+                  </pic:nvPicPr>
+                  <pic:blipFill>
+                    <a:blip r:embed="rId35"/>
+                    <a:stretch>
+                      <a:fillRect/>
+                    </a:stretch>
+                  </pic:blipFill>
+                  <pic:spPr>
+                    <a:xfrm>
+                      <a:off x="0" y="0"/>
+                      <a:ext cx="5731510" cy="3582035"/>
+                    </a:xfrm>
+                    <a:prstGeom prst="rect">
+                      <a:avLst/>
+                    </a:prstGeom>
+                  </pic:spPr>
+                </pic:pic>
+              </a:graphicData>
+            </a:graphic>
+          </wp:inline>
+        </w:drawing>
+      </w:r>
+    </w:p>
+    <w:p>
+      <w:pPr>
+        <w:pStyle w:val="Caption"/>
+        <w:jc w:val="center"/>
+      </w:pPr>
+      <w:r>
+        <w:t xml:space="preserve">Figure </w:t>
+      </w:r>
+      <w:r>
+        <w:fldChar w:fldCharType="begin"/>
+      </w:r>
+      <w:r>
+        <w:instrText xml:space="preserve"> SEQ Figure \* ARABIC </w:instrText>
+      </w:r>
+      <w:r>
+        <w:fldChar w:fldCharType="separate"/>
+      </w:r>
+      <w:r>
+        <w:rPr>
+          <w:noProof/>
+        </w:rPr>
+        <w:t>27</w:t>
+      </w:r>
+      <w:r>
+        <w:fldChar w:fldCharType="end"/>
+      </w:r>
+      <w:r>
+        <w:t>- Sets</w:t>
+      </w:r>
+    </w:p>
     <w:sectPr>
-      <w:headerReference w:type="default" r:id="rId32"/>
-      <w:footerReference w:type="default" r:id="rId33"/>
-      <w:headerReference w:type="first" r:id="rId34"/>
+      <w:headerReference w:type="default" r:id="rId36"/>
+      <w:footerReference w:type="default" r:id="rId37"/>
+      <w:headerReference w:type="first" r:id="rId38"/>
       <w:pgSz w:w="11906" w:h="16838"/>
       <w:pgMar w:top="1440" w:right="1440" w:bottom="1440" w:left="1440" w:header="708" w:footer="708" w:gutter="0"/>
       <w:cols w:space="708"/>
@@ -9150,7 +9723,7 @@
   <w:style w:type="paragraph" w:default="1" w:styleId="Normal">
     <w:name w:val="Normal"/>
     <w:qFormat/>
-    <w:rsid w:val="00360AD3"/>
+    <w:rsid w:val="007474D9"/>
   </w:style>
   <w:style w:type="paragraph" w:styleId="Heading1">
     <w:name w:val="heading 1"/>
